--- a/Mateus Araujo Monteiro.docx
+++ b/Mateus Araujo Monteiro.docx
@@ -200,14 +200,13 @@
         </w:rPr>
         <w:t xml:space="preserve"> </w:t>
       </w:r>
-      <w:hyperlink r:id="rId6">
+      <w:hyperlink r:id="rId6" w:history="1">
         <w:r>
           <w:rPr>
-            <w:color w:val="0461C1"/>
+            <w:rStyle w:val="Hyperlink"/>
             <w:spacing w:val="-2"/>
-            <w:u w:val="single" w:color="0461C1"/>
           </w:rPr>
-          <w:t>mateusmonteiro2007@outlook.com</w:t>
+          <w:t>mateusmonteito57@gmail.com</w:t>
         </w:r>
       </w:hyperlink>
     </w:p>
@@ -563,7 +562,7 @@
           </mc:Choice>
           <mc:Fallback>
             <w:pict>
-              <v:group w14:anchorId="621DD824" id="Group 1" o:spid="_x0000_s1026" style="position:absolute;margin-left:36pt;margin-top:-4.95pt;width:523.45pt;height:1.6pt;z-index:15728640;mso-wrap-distance-left:0;mso-wrap-distance-right:0;mso-position-horizontal-relative:page" coordsize="66478,203" o:gfxdata="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">
+              <v:group w14:anchorId="2A2514BF" id="Group 1" o:spid="_x0000_s1026" style="position:absolute;margin-left:36pt;margin-top:-4.95pt;width:523.45pt;height:1.6pt;z-index:15728640;mso-wrap-distance-left:0;mso-wrap-distance-right:0;mso-position-horizontal-relative:page" coordsize="66478,203" o:gfxdata="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">
                 <v:shape id="Graphic 2" o:spid="_x0000_s1027" style="position:absolute;width:66459;height:196;visibility:visible;mso-wrap-style:square;v-text-anchor:top" coordsize="6645909,19685" o:gfxdata="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" path="m6645909,l,,,19684r6645909,l6645909,xe" fillcolor="#9f9f9f" stroked="f">
                   <v:path arrowok="t"/>
                 </v:shape>
@@ -961,7 +960,7 @@
           </mc:Choice>
           <mc:Fallback>
             <w:pict>
-              <v:group w14:anchorId="1247F4D3" id="Group 8" o:spid="_x0000_s1026" style="position:absolute;margin-left:36pt;margin-top:-5.05pt;width:523.45pt;height:1.6pt;z-index:15729152;mso-wrap-distance-left:0;mso-wrap-distance-right:0;mso-position-horizontal-relative:page" coordsize="66478,203" o:gfxdata="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">
+              <v:group w14:anchorId="272AB8EB" id="Group 8" o:spid="_x0000_s1026" style="position:absolute;margin-left:36pt;margin-top:-5.05pt;width:523.45pt;height:1.6pt;z-index:15729152;mso-wrap-distance-left:0;mso-wrap-distance-right:0;mso-position-horizontal-relative:page" coordsize="66478,203" o:gfxdata="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">
                 <v:shape id="Graphic 9" o:spid="_x0000_s1027" style="position:absolute;width:66459;height:196;visibility:visible;mso-wrap-style:square;v-text-anchor:top" coordsize="6645909,19685" o:gfxdata="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" path="m6645909,l,,,19684r6645909,l6645909,xe" fillcolor="#9f9f9f" stroked="f">
                   <v:path arrowok="t"/>
                 </v:shape>
@@ -2099,7 +2098,7 @@
           </mc:Choice>
           <mc:Fallback>
             <w:pict>
-              <v:group w14:anchorId="2ABF3818" id="Group 15" o:spid="_x0000_s1026" style="position:absolute;margin-left:36pt;margin-top:-10.05pt;width:523.45pt;height:1.65pt;z-index:15729664;mso-wrap-distance-left:0;mso-wrap-distance-right:0;mso-position-horizontal-relative:page" coordsize="66478,209" o:gfxdata="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">
+              <v:group w14:anchorId="3CFBA1B7" id="Group 15" o:spid="_x0000_s1026" style="position:absolute;margin-left:36pt;margin-top:-10.05pt;width:523.45pt;height:1.65pt;z-index:15729664;mso-wrap-distance-left:0;mso-wrap-distance-right:0;mso-position-horizontal-relative:page" coordsize="66478,209" o:gfxdata="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">
                 <v:shape id="Graphic 16" o:spid="_x0000_s1027" style="position:absolute;width:66459;height:203;visibility:visible;mso-wrap-style:square;v-text-anchor:top" coordsize="6645909,20320" o:gfxdata="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" path="m6645909,l,,,20320r6645909,l6645909,xe" fillcolor="#9f9f9f" stroked="f">
                   <v:path arrowok="t"/>
                 </v:shape>
@@ -2156,7 +2155,14 @@
         <w:spacing w:before="100" w:beforeAutospacing="1"/>
       </w:pPr>
       <w:r>
-        <w:t>Técnico em Desenvolvimento de Sistemas – SENAC</w:t>
+        <w:rPr>
+          <w:b/>
+          <w:bCs/>
+        </w:rPr>
+        <w:t>Técnico em Desenvolvimento de Sistemas</w:t>
+      </w:r>
+      <w:r>
+        <w:t xml:space="preserve"> – SENAC</w:t>
       </w:r>
       <w:r>
         <w:rPr>
@@ -2187,24 +2193,9 @@
       </w:r>
       <w:r>
         <w:rPr>
-          <w:spacing w:val="-11"/>
-        </w:rPr>
-        <w:t xml:space="preserve"> </w:t>
-      </w:r>
-      <w:r>
-        <w:t>–</w:t>
-      </w:r>
-      <w:r>
-        <w:rPr>
-          <w:spacing w:val="-12"/>
-        </w:rPr>
-        <w:t xml:space="preserve"> </w:t>
-      </w:r>
-      <w:r>
-        <w:rPr>
           <w:spacing w:val="-2"/>
         </w:rPr>
-        <w:t>Pausado)</w:t>
+        <w:t>)</w:t>
       </w:r>
     </w:p>
     <w:p>
@@ -2320,16 +2311,16 @@
           <w:noProof/>
         </w:rPr>
         <w:drawing>
-          <wp:anchor distT="0" distB="0" distL="114300" distR="114300" simplePos="0" relativeHeight="251659776" behindDoc="0" locked="0" layoutInCell="1" allowOverlap="1" wp14:anchorId="435FE7C3" wp14:editId="52EEAAE8">
+          <wp:anchor distT="0" distB="0" distL="114300" distR="114300" simplePos="0" relativeHeight="251659776" behindDoc="0" locked="0" layoutInCell="1" allowOverlap="1" wp14:anchorId="435FE7C3" wp14:editId="2D47B871">
             <wp:simplePos x="0" y="0"/>
             <wp:positionH relativeFrom="column">
-              <wp:posOffset>-190500</wp:posOffset>
+              <wp:posOffset>-283210</wp:posOffset>
             </wp:positionH>
             <wp:positionV relativeFrom="paragraph">
-              <wp:posOffset>347980</wp:posOffset>
+              <wp:posOffset>281750</wp:posOffset>
             </wp:positionV>
-            <wp:extent cx="7224395" cy="4926965"/>
-            <wp:effectExtent l="0" t="0" r="0" b="6985"/>
+            <wp:extent cx="7511415" cy="5122710"/>
+            <wp:effectExtent l="0" t="0" r="0" b="1905"/>
             <wp:wrapNone/>
             <wp:docPr id="79" name="Imagem 79"/>
             <wp:cNvGraphicFramePr>
@@ -2360,7 +2351,7 @@
                   <pic:spPr bwMode="auto">
                     <a:xfrm>
                       <a:off x="0" y="0"/>
-                      <a:ext cx="7224395" cy="4926965"/>
+                      <a:ext cx="7514131" cy="5124562"/>
                     </a:xfrm>
                     <a:prstGeom prst="rect">
                       <a:avLst/>
@@ -2743,7 +2734,7 @@
           </mc:Choice>
           <mc:Fallback>
             <w:pict>
-              <v:group w14:anchorId="41828816" id="Group 22" o:spid="_x0000_s1026" style="position:absolute;margin-left:36pt;margin-top:-8.3pt;width:523.45pt;height:1.6pt;z-index:251654656;mso-wrap-distance-left:0;mso-wrap-distance-right:0;mso-position-horizontal-relative:page" coordsize="66478,203" o:gfxdata="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">
+              <v:group w14:anchorId="3769A4DF" id="Group 22" o:spid="_x0000_s1026" style="position:absolute;margin-left:36pt;margin-top:-8.3pt;width:523.45pt;height:1.6pt;z-index:251654656;mso-wrap-distance-left:0;mso-wrap-distance-right:0;mso-position-horizontal-relative:page" coordsize="66478,203" o:gfxdata="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">
                 <v:shape id="Graphic 23" o:spid="_x0000_s1027" style="position:absolute;width:66459;height:196;visibility:visible;mso-wrap-style:square;v-text-anchor:top" coordsize="6645909,19685" o:gfxdata="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" path="m6645909,l,,,19685r6645909,l6645909,xe" fillcolor="#9f9f9f" stroked="f">
                   <v:path arrowok="t"/>
                 </v:shape>
@@ -4965,7 +4956,7 @@
           </mc:Choice>
           <mc:Fallback>
             <w:pict>
-              <v:group w14:anchorId="00C4C674" id="Group 29" o:spid="_x0000_s1026" style="position:absolute;margin-left:36pt;margin-top:.35pt;width:523.45pt;height:1.6pt;z-index:15732224;mso-wrap-distance-left:0;mso-wrap-distance-right:0;mso-position-horizontal-relative:page" coordsize="66478,203" o:gfxdata="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">
+              <v:group w14:anchorId="7B8470C2" id="Group 29" o:spid="_x0000_s1026" style="position:absolute;margin-left:36pt;margin-top:.35pt;width:523.45pt;height:1.6pt;z-index:15732224;mso-wrap-distance-left:0;mso-wrap-distance-right:0;mso-position-horizontal-relative:page" coordsize="66478,203" o:gfxdata="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">
                 <v:shape id="Graphic 30" o:spid="_x0000_s1027" style="position:absolute;width:66459;height:196;visibility:visible;mso-wrap-style:square;v-text-anchor:top" coordsize="6645909,19685" o:gfxdata="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" path="m6645909,l,,,19684r6645909,l6645909,xe" fillcolor="#9f9f9f" stroked="f">
                   <v:path arrowok="t"/>
                 </v:shape>
@@ -5416,382 +5407,6 @@
           <w:sz w:val="15"/>
         </w:rPr>
       </w:pPr>
-      <w:r>
-        <w:rPr>
-          <w:noProof/>
-          <w:sz w:val="15"/>
-        </w:rPr>
-        <mc:AlternateContent>
-          <mc:Choice Requires="wpg">
-            <w:drawing>
-              <wp:anchor distT="0" distB="0" distL="0" distR="0" simplePos="0" relativeHeight="487589888" behindDoc="1" locked="0" layoutInCell="1" allowOverlap="1" wp14:anchorId="6A5C29E0" wp14:editId="6CBF76F3">
-                <wp:simplePos x="0" y="0"/>
-                <wp:positionH relativeFrom="page">
-                  <wp:posOffset>685800</wp:posOffset>
-                </wp:positionH>
-                <wp:positionV relativeFrom="paragraph">
-                  <wp:posOffset>133814</wp:posOffset>
-                </wp:positionV>
-                <wp:extent cx="6201410" cy="20320"/>
-                <wp:effectExtent l="0" t="0" r="0" b="0"/>
-                <wp:wrapTopAndBottom/>
-                <wp:docPr id="36" name="Group 36"/>
-                <wp:cNvGraphicFramePr>
-                  <a:graphicFrameLocks xmlns:a="http://schemas.openxmlformats.org/drawingml/2006/main"/>
-                </wp:cNvGraphicFramePr>
-                <a:graphic xmlns:a="http://schemas.openxmlformats.org/drawingml/2006/main">
-                  <a:graphicData uri="http://schemas.microsoft.com/office/word/2010/wordprocessingGroup">
-                    <wpg:wgp>
-                      <wpg:cNvGrpSpPr>
-                        <a:grpSpLocks/>
-                      </wpg:cNvGrpSpPr>
-                      <wpg:grpSpPr>
-                        <a:xfrm>
-                          <a:off x="0" y="0"/>
-                          <a:ext cx="6201410" cy="20320"/>
-                          <a:chOff x="0" y="0"/>
-                          <a:chExt cx="6201410" cy="20320"/>
-                        </a:xfrm>
-                      </wpg:grpSpPr>
-                      <wps:wsp>
-                        <wps:cNvPr id="37" name="Graphic 37"/>
-                        <wps:cNvSpPr/>
-                        <wps:spPr>
-                          <a:xfrm>
-                            <a:off x="0" y="0"/>
-                            <a:ext cx="6199505" cy="19685"/>
-                          </a:xfrm>
-                          <a:custGeom>
-                            <a:avLst/>
-                            <a:gdLst/>
-                            <a:ahLst/>
-                            <a:cxnLst/>
-                            <a:rect l="l" t="t" r="r" b="b"/>
-                            <a:pathLst>
-                              <a:path w="6199505" h="19685">
-                                <a:moveTo>
-                                  <a:pt x="6199505" y="0"/>
-                                </a:moveTo>
-                                <a:lnTo>
-                                  <a:pt x="0" y="0"/>
-                                </a:lnTo>
-                                <a:lnTo>
-                                  <a:pt x="0" y="19685"/>
-                                </a:lnTo>
-                                <a:lnTo>
-                                  <a:pt x="6199505" y="19685"/>
-                                </a:lnTo>
-                                <a:lnTo>
-                                  <a:pt x="6199505" y="0"/>
-                                </a:lnTo>
-                                <a:close/>
-                              </a:path>
-                            </a:pathLst>
-                          </a:custGeom>
-                          <a:solidFill>
-                            <a:srgbClr val="9F9F9F"/>
-                          </a:solidFill>
-                        </wps:spPr>
-                        <wps:bodyPr wrap="square" lIns="0" tIns="0" rIns="0" bIns="0" rtlCol="0">
-                          <a:prstTxWarp prst="textNoShape">
-                            <a:avLst/>
-                          </a:prstTxWarp>
-                          <a:noAutofit/>
-                        </wps:bodyPr>
-                      </wps:wsp>
-                      <wps:wsp>
-                        <wps:cNvPr id="38" name="Graphic 38"/>
-                        <wps:cNvSpPr/>
-                        <wps:spPr>
-                          <a:xfrm>
-                            <a:off x="6198108" y="0"/>
-                            <a:ext cx="3175" cy="3175"/>
-                          </a:xfrm>
-                          <a:custGeom>
-                            <a:avLst/>
-                            <a:gdLst/>
-                            <a:ahLst/>
-                            <a:cxnLst/>
-                            <a:rect l="l" t="t" r="r" b="b"/>
-                            <a:pathLst>
-                              <a:path w="3175" h="3175">
-                                <a:moveTo>
-                                  <a:pt x="3048" y="0"/>
-                                </a:moveTo>
-                                <a:lnTo>
-                                  <a:pt x="0" y="0"/>
-                                </a:lnTo>
-                                <a:lnTo>
-                                  <a:pt x="0" y="3047"/>
-                                </a:lnTo>
-                                <a:lnTo>
-                                  <a:pt x="3048" y="3047"/>
-                                </a:lnTo>
-                                <a:lnTo>
-                                  <a:pt x="3048" y="0"/>
-                                </a:lnTo>
-                                <a:close/>
-                              </a:path>
-                            </a:pathLst>
-                          </a:custGeom>
-                          <a:solidFill>
-                            <a:srgbClr val="E2E2E2"/>
-                          </a:solidFill>
-                        </wps:spPr>
-                        <wps:bodyPr wrap="square" lIns="0" tIns="0" rIns="0" bIns="0" rtlCol="0">
-                          <a:prstTxWarp prst="textNoShape">
-                            <a:avLst/>
-                          </a:prstTxWarp>
-                          <a:noAutofit/>
-                        </wps:bodyPr>
-                      </wps:wsp>
-                      <wps:wsp>
-                        <wps:cNvPr id="39" name="Graphic 39"/>
-                        <wps:cNvSpPr/>
-                        <wps:spPr>
-                          <a:xfrm>
-                            <a:off x="304" y="12"/>
-                            <a:ext cx="6201410" cy="17145"/>
-                          </a:xfrm>
-                          <a:custGeom>
-                            <a:avLst/>
-                            <a:gdLst/>
-                            <a:ahLst/>
-                            <a:cxnLst/>
-                            <a:rect l="l" t="t" r="r" b="b"/>
-                            <a:pathLst>
-                              <a:path w="6201410" h="17145">
-                                <a:moveTo>
-                                  <a:pt x="3048" y="3035"/>
-                                </a:moveTo>
-                                <a:lnTo>
-                                  <a:pt x="0" y="3035"/>
-                                </a:lnTo>
-                                <a:lnTo>
-                                  <a:pt x="0" y="16751"/>
-                                </a:lnTo>
-                                <a:lnTo>
-                                  <a:pt x="3048" y="16751"/>
-                                </a:lnTo>
-                                <a:lnTo>
-                                  <a:pt x="3048" y="3035"/>
-                                </a:lnTo>
-                                <a:close/>
-                              </a:path>
-                              <a:path w="6201410" h="17145">
-                                <a:moveTo>
-                                  <a:pt x="6200851" y="0"/>
-                                </a:moveTo>
-                                <a:lnTo>
-                                  <a:pt x="6197803" y="0"/>
-                                </a:lnTo>
-                                <a:lnTo>
-                                  <a:pt x="6197803" y="3035"/>
-                                </a:lnTo>
-                                <a:lnTo>
-                                  <a:pt x="6200851" y="3035"/>
-                                </a:lnTo>
-                                <a:lnTo>
-                                  <a:pt x="6200851" y="0"/>
-                                </a:lnTo>
-                                <a:close/>
-                              </a:path>
-                            </a:pathLst>
-                          </a:custGeom>
-                          <a:solidFill>
-                            <a:srgbClr val="9F9F9F"/>
-                          </a:solidFill>
-                        </wps:spPr>
-                        <wps:bodyPr wrap="square" lIns="0" tIns="0" rIns="0" bIns="0" rtlCol="0">
-                          <a:prstTxWarp prst="textNoShape">
-                            <a:avLst/>
-                          </a:prstTxWarp>
-                          <a:noAutofit/>
-                        </wps:bodyPr>
-                      </wps:wsp>
-                      <wps:wsp>
-                        <wps:cNvPr id="40" name="Graphic 40"/>
-                        <wps:cNvSpPr/>
-                        <wps:spPr>
-                          <a:xfrm>
-                            <a:off x="6198108" y="3047"/>
-                            <a:ext cx="3175" cy="13970"/>
-                          </a:xfrm>
-                          <a:custGeom>
-                            <a:avLst/>
-                            <a:gdLst/>
-                            <a:ahLst/>
-                            <a:cxnLst/>
-                            <a:rect l="l" t="t" r="r" b="b"/>
-                            <a:pathLst>
-                              <a:path w="3175" h="13970">
-                                <a:moveTo>
-                                  <a:pt x="3048" y="0"/>
-                                </a:moveTo>
-                                <a:lnTo>
-                                  <a:pt x="0" y="0"/>
-                                </a:lnTo>
-                                <a:lnTo>
-                                  <a:pt x="0" y="13716"/>
-                                </a:lnTo>
-                                <a:lnTo>
-                                  <a:pt x="3048" y="13716"/>
-                                </a:lnTo>
-                                <a:lnTo>
-                                  <a:pt x="3048" y="0"/>
-                                </a:lnTo>
-                                <a:close/>
-                              </a:path>
-                            </a:pathLst>
-                          </a:custGeom>
-                          <a:solidFill>
-                            <a:srgbClr val="E2E2E2"/>
-                          </a:solidFill>
-                        </wps:spPr>
-                        <wps:bodyPr wrap="square" lIns="0" tIns="0" rIns="0" bIns="0" rtlCol="0">
-                          <a:prstTxWarp prst="textNoShape">
-                            <a:avLst/>
-                          </a:prstTxWarp>
-                          <a:noAutofit/>
-                        </wps:bodyPr>
-                      </wps:wsp>
-                      <wps:wsp>
-                        <wps:cNvPr id="41" name="Graphic 41"/>
-                        <wps:cNvSpPr/>
-                        <wps:spPr>
-                          <a:xfrm>
-                            <a:off x="304" y="16763"/>
-                            <a:ext cx="3175" cy="3175"/>
-                          </a:xfrm>
-                          <a:custGeom>
-                            <a:avLst/>
-                            <a:gdLst/>
-                            <a:ahLst/>
-                            <a:cxnLst/>
-                            <a:rect l="l" t="t" r="r" b="b"/>
-                            <a:pathLst>
-                              <a:path w="3175" h="3175">
-                                <a:moveTo>
-                                  <a:pt x="3048" y="0"/>
-                                </a:moveTo>
-                                <a:lnTo>
-                                  <a:pt x="0" y="0"/>
-                                </a:lnTo>
-                                <a:lnTo>
-                                  <a:pt x="0" y="3048"/>
-                                </a:lnTo>
-                                <a:lnTo>
-                                  <a:pt x="3048" y="3048"/>
-                                </a:lnTo>
-                                <a:lnTo>
-                                  <a:pt x="3048" y="0"/>
-                                </a:lnTo>
-                                <a:close/>
-                              </a:path>
-                            </a:pathLst>
-                          </a:custGeom>
-                          <a:solidFill>
-                            <a:srgbClr val="9F9F9F"/>
-                          </a:solidFill>
-                        </wps:spPr>
-                        <wps:bodyPr wrap="square" lIns="0" tIns="0" rIns="0" bIns="0" rtlCol="0">
-                          <a:prstTxWarp prst="textNoShape">
-                            <a:avLst/>
-                          </a:prstTxWarp>
-                          <a:noAutofit/>
-                        </wps:bodyPr>
-                      </wps:wsp>
-                      <wps:wsp>
-                        <wps:cNvPr id="42" name="Graphic 42"/>
-                        <wps:cNvSpPr/>
-                        <wps:spPr>
-                          <a:xfrm>
-                            <a:off x="304" y="16763"/>
-                            <a:ext cx="6201410" cy="3175"/>
-                          </a:xfrm>
-                          <a:custGeom>
-                            <a:avLst/>
-                            <a:gdLst/>
-                            <a:ahLst/>
-                            <a:cxnLst/>
-                            <a:rect l="l" t="t" r="r" b="b"/>
-                            <a:pathLst>
-                              <a:path w="6201410" h="3175">
-                                <a:moveTo>
-                                  <a:pt x="6200851" y="0"/>
-                                </a:moveTo>
-                                <a:lnTo>
-                                  <a:pt x="6197854" y="0"/>
-                                </a:lnTo>
-                                <a:lnTo>
-                                  <a:pt x="3048" y="0"/>
-                                </a:lnTo>
-                                <a:lnTo>
-                                  <a:pt x="0" y="0"/>
-                                </a:lnTo>
-                                <a:lnTo>
-                                  <a:pt x="0" y="3048"/>
-                                </a:lnTo>
-                                <a:lnTo>
-                                  <a:pt x="3048" y="3048"/>
-                                </a:lnTo>
-                                <a:lnTo>
-                                  <a:pt x="6197803" y="3048"/>
-                                </a:lnTo>
-                                <a:lnTo>
-                                  <a:pt x="6200851" y="3048"/>
-                                </a:lnTo>
-                                <a:lnTo>
-                                  <a:pt x="6200851" y="0"/>
-                                </a:lnTo>
-                                <a:close/>
-                              </a:path>
-                            </a:pathLst>
-                          </a:custGeom>
-                          <a:solidFill>
-                            <a:srgbClr val="E2E2E2"/>
-                          </a:solidFill>
-                        </wps:spPr>
-                        <wps:bodyPr wrap="square" lIns="0" tIns="0" rIns="0" bIns="0" rtlCol="0">
-                          <a:prstTxWarp prst="textNoShape">
-                            <a:avLst/>
-                          </a:prstTxWarp>
-                          <a:noAutofit/>
-                        </wps:bodyPr>
-                      </wps:wsp>
-                    </wpg:wgp>
-                  </a:graphicData>
-                </a:graphic>
-              </wp:anchor>
-            </w:drawing>
-          </mc:Choice>
-          <mc:Fallback>
-            <w:pict>
-              <v:group w14:anchorId="09432257" id="Group 36" o:spid="_x0000_s1026" style="position:absolute;margin-left:54pt;margin-top:10.55pt;width:488.3pt;height:1.6pt;z-index:-15726592;mso-wrap-distance-left:0;mso-wrap-distance-right:0;mso-position-horizontal-relative:page" coordsize="62014,203" o:gfxdata="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">
-                <v:shape id="Graphic 37" o:spid="_x0000_s1027" style="position:absolute;width:61995;height:196;visibility:visible;mso-wrap-style:square;v-text-anchor:top" coordsize="6199505,19685" o:gfxdata="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" path="m6199505,l,,,19685r6199505,l6199505,xe" fillcolor="#9f9f9f" stroked="f">
-                  <v:path arrowok="t"/>
-                </v:shape>
-                <v:shape id="Graphic 38" o:spid="_x0000_s1028" style="position:absolute;left:61981;width:31;height:31;visibility:visible;mso-wrap-style:square;v-text-anchor:top" coordsize="3175,3175" o:gfxdata="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" path="m3048,l,,,3047r3048,l3048,xe" fillcolor="#e2e2e2" stroked="f">
-                  <v:path arrowok="t"/>
-                </v:shape>
-                <v:shape id="Graphic 39" o:spid="_x0000_s1029" style="position:absolute;left:3;width:62014;height:171;visibility:visible;mso-wrap-style:square;v-text-anchor:top" coordsize="6201410,17145" o:gfxdata="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" path="m3048,3035l,3035,,16751r3048,l3048,3035xem6200851,r-3048,l6197803,3035r3048,l6200851,xe" fillcolor="#9f9f9f" stroked="f">
-                  <v:path arrowok="t"/>
-                </v:shape>
-                <v:shape id="Graphic 40" o:spid="_x0000_s1030" style="position:absolute;left:61981;top:30;width:31;height:140;visibility:visible;mso-wrap-style:square;v-text-anchor:top" coordsize="3175,13970" o:gfxdata="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" path="m3048,l,,,13716r3048,l3048,xe" fillcolor="#e2e2e2" stroked="f">
-                  <v:path arrowok="t"/>
-                </v:shape>
-                <v:shape id="Graphic 41" o:spid="_x0000_s1031" style="position:absolute;left:3;top:167;width:31;height:32;visibility:visible;mso-wrap-style:square;v-text-anchor:top" coordsize="3175,3175" o:gfxdata="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" path="m3048,l,,,3048r3048,l3048,xe" fillcolor="#9f9f9f" stroked="f">
-                  <v:path arrowok="t"/>
-                </v:shape>
-                <v:shape id="Graphic 42" o:spid="_x0000_s1032" style="position:absolute;left:3;top:167;width:62014;height:32;visibility:visible;mso-wrap-style:square;v-text-anchor:top" coordsize="6201410,3175" o:gfxdata="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" path="m6200851,r-2997,l3048,,,,,3048r3048,l6197803,3048r3048,l6200851,xe" fillcolor="#e2e2e2" stroked="f">
-                  <v:path arrowok="t"/>
-                </v:shape>
-                <w10:wrap type="topAndBottom" anchorx="page"/>
-              </v:group>
-            </w:pict>
-          </mc:Fallback>
-        </mc:AlternateContent>
-      </w:r>
     </w:p>
     <w:p>
       <w:pPr>
@@ -7265,387 +6880,157 @@
           <w:sz w:val="10"/>
         </w:rPr>
       </w:pPr>
-      <w:r>
-        <w:rPr>
-          <w:noProof/>
-          <w:sz w:val="10"/>
-        </w:rPr>
-        <mc:AlternateContent>
-          <mc:Choice Requires="wpg">
-            <w:drawing>
-              <wp:anchor distT="0" distB="0" distL="0" distR="0" simplePos="0" relativeHeight="487590400" behindDoc="1" locked="0" layoutInCell="1" allowOverlap="1" wp14:anchorId="08433CCB" wp14:editId="167FFC9C">
-                <wp:simplePos x="0" y="0"/>
-                <wp:positionH relativeFrom="page">
-                  <wp:posOffset>449580</wp:posOffset>
-                </wp:positionH>
-                <wp:positionV relativeFrom="paragraph">
-                  <wp:posOffset>99757</wp:posOffset>
-                </wp:positionV>
-                <wp:extent cx="6148070" cy="20955"/>
-                <wp:effectExtent l="0" t="0" r="0" b="0"/>
-                <wp:wrapTopAndBottom/>
-                <wp:docPr id="43" name="Group 43"/>
-                <wp:cNvGraphicFramePr>
-                  <a:graphicFrameLocks xmlns:a="http://schemas.openxmlformats.org/drawingml/2006/main"/>
-                </wp:cNvGraphicFramePr>
-                <a:graphic xmlns:a="http://schemas.openxmlformats.org/drawingml/2006/main">
-                  <a:graphicData uri="http://schemas.microsoft.com/office/word/2010/wordprocessingGroup">
-                    <wpg:wgp>
-                      <wpg:cNvGrpSpPr>
-                        <a:grpSpLocks/>
-                      </wpg:cNvGrpSpPr>
-                      <wpg:grpSpPr>
-                        <a:xfrm>
-                          <a:off x="0" y="0"/>
-                          <a:ext cx="6148070" cy="20955"/>
-                          <a:chOff x="0" y="0"/>
-                          <a:chExt cx="6148070" cy="20955"/>
-                        </a:xfrm>
-                      </wpg:grpSpPr>
-                      <wps:wsp>
-                        <wps:cNvPr id="44" name="Graphic 44"/>
-                        <wps:cNvSpPr/>
-                        <wps:spPr>
-                          <a:xfrm>
-                            <a:off x="0" y="0"/>
-                            <a:ext cx="6146165" cy="19685"/>
-                          </a:xfrm>
-                          <a:custGeom>
-                            <a:avLst/>
-                            <a:gdLst/>
-                            <a:ahLst/>
-                            <a:cxnLst/>
-                            <a:rect l="l" t="t" r="r" b="b"/>
-                            <a:pathLst>
-                              <a:path w="6146165" h="19685">
-                                <a:moveTo>
-                                  <a:pt x="6146165" y="0"/>
-                                </a:moveTo>
-                                <a:lnTo>
-                                  <a:pt x="0" y="0"/>
-                                </a:lnTo>
-                                <a:lnTo>
-                                  <a:pt x="0" y="762"/>
-                                </a:lnTo>
-                                <a:lnTo>
-                                  <a:pt x="0" y="3810"/>
-                                </a:lnTo>
-                                <a:lnTo>
-                                  <a:pt x="0" y="19685"/>
-                                </a:lnTo>
-                                <a:lnTo>
-                                  <a:pt x="6146165" y="19685"/>
-                                </a:lnTo>
-                                <a:lnTo>
-                                  <a:pt x="6146165" y="0"/>
-                                </a:lnTo>
-                                <a:close/>
-                              </a:path>
-                            </a:pathLst>
-                          </a:custGeom>
-                          <a:solidFill>
-                            <a:srgbClr val="9F9F9F"/>
-                          </a:solidFill>
-                        </wps:spPr>
-                        <wps:bodyPr wrap="square" lIns="0" tIns="0" rIns="0" bIns="0" rtlCol="0">
-                          <a:prstTxWarp prst="textNoShape">
-                            <a:avLst/>
-                          </a:prstTxWarp>
-                          <a:noAutofit/>
-                        </wps:bodyPr>
-                      </wps:wsp>
-                      <wps:wsp>
-                        <wps:cNvPr id="45" name="Graphic 45"/>
-                        <wps:cNvSpPr/>
-                        <wps:spPr>
-                          <a:xfrm>
-                            <a:off x="6144767" y="761"/>
-                            <a:ext cx="3175" cy="3175"/>
-                          </a:xfrm>
-                          <a:custGeom>
-                            <a:avLst/>
-                            <a:gdLst/>
-                            <a:ahLst/>
-                            <a:cxnLst/>
-                            <a:rect l="l" t="t" r="r" b="b"/>
-                            <a:pathLst>
-                              <a:path w="3175" h="3175">
-                                <a:moveTo>
-                                  <a:pt x="3047" y="0"/>
-                                </a:moveTo>
-                                <a:lnTo>
-                                  <a:pt x="0" y="0"/>
-                                </a:lnTo>
-                                <a:lnTo>
-                                  <a:pt x="0" y="3048"/>
-                                </a:lnTo>
-                                <a:lnTo>
-                                  <a:pt x="3047" y="3048"/>
-                                </a:lnTo>
-                                <a:lnTo>
-                                  <a:pt x="3047" y="0"/>
-                                </a:lnTo>
-                                <a:close/>
-                              </a:path>
-                            </a:pathLst>
-                          </a:custGeom>
-                          <a:solidFill>
-                            <a:srgbClr val="E2E2E2"/>
-                          </a:solidFill>
-                        </wps:spPr>
-                        <wps:bodyPr wrap="square" lIns="0" tIns="0" rIns="0" bIns="0" rtlCol="0">
-                          <a:prstTxWarp prst="textNoShape">
-                            <a:avLst/>
-                          </a:prstTxWarp>
-                          <a:noAutofit/>
-                        </wps:bodyPr>
-                      </wps:wsp>
-                      <wps:wsp>
-                        <wps:cNvPr id="46" name="Graphic 46"/>
-                        <wps:cNvSpPr/>
-                        <wps:spPr>
-                          <a:xfrm>
-                            <a:off x="0" y="761"/>
-                            <a:ext cx="6148070" cy="17145"/>
-                          </a:xfrm>
-                          <a:custGeom>
-                            <a:avLst/>
-                            <a:gdLst/>
-                            <a:ahLst/>
-                            <a:cxnLst/>
-                            <a:rect l="l" t="t" r="r" b="b"/>
-                            <a:pathLst>
-                              <a:path w="6148070" h="17145">
-                                <a:moveTo>
-                                  <a:pt x="3048" y="3060"/>
-                                </a:moveTo>
-                                <a:lnTo>
-                                  <a:pt x="0" y="3060"/>
-                                </a:lnTo>
-                                <a:lnTo>
-                                  <a:pt x="0" y="16764"/>
-                                </a:lnTo>
-                                <a:lnTo>
-                                  <a:pt x="3048" y="16764"/>
-                                </a:lnTo>
-                                <a:lnTo>
-                                  <a:pt x="3048" y="3060"/>
-                                </a:lnTo>
-                                <a:close/>
-                              </a:path>
-                              <a:path w="6148070" h="17145">
-                                <a:moveTo>
-                                  <a:pt x="6147803" y="0"/>
-                                </a:moveTo>
-                                <a:lnTo>
-                                  <a:pt x="6144768" y="0"/>
-                                </a:lnTo>
-                                <a:lnTo>
-                                  <a:pt x="6144768" y="3048"/>
-                                </a:lnTo>
-                                <a:lnTo>
-                                  <a:pt x="6147803" y="3048"/>
-                                </a:lnTo>
-                                <a:lnTo>
-                                  <a:pt x="6147803" y="0"/>
-                                </a:lnTo>
-                                <a:close/>
-                              </a:path>
-                            </a:pathLst>
-                          </a:custGeom>
-                          <a:solidFill>
-                            <a:srgbClr val="9F9F9F"/>
-                          </a:solidFill>
-                        </wps:spPr>
-                        <wps:bodyPr wrap="square" lIns="0" tIns="0" rIns="0" bIns="0" rtlCol="0">
-                          <a:prstTxWarp prst="textNoShape">
-                            <a:avLst/>
-                          </a:prstTxWarp>
-                          <a:noAutofit/>
-                        </wps:bodyPr>
-                      </wps:wsp>
-                      <wps:wsp>
-                        <wps:cNvPr id="47" name="Graphic 47"/>
-                        <wps:cNvSpPr/>
-                        <wps:spPr>
-                          <a:xfrm>
-                            <a:off x="6144767" y="3810"/>
-                            <a:ext cx="3175" cy="13970"/>
-                          </a:xfrm>
-                          <a:custGeom>
-                            <a:avLst/>
-                            <a:gdLst/>
-                            <a:ahLst/>
-                            <a:cxnLst/>
-                            <a:rect l="l" t="t" r="r" b="b"/>
-                            <a:pathLst>
-                              <a:path w="3175" h="13970">
-                                <a:moveTo>
-                                  <a:pt x="3047" y="0"/>
-                                </a:moveTo>
-                                <a:lnTo>
-                                  <a:pt x="0" y="0"/>
-                                </a:lnTo>
-                                <a:lnTo>
-                                  <a:pt x="0" y="13715"/>
-                                </a:lnTo>
-                                <a:lnTo>
-                                  <a:pt x="3047" y="13715"/>
-                                </a:lnTo>
-                                <a:lnTo>
-                                  <a:pt x="3047" y="0"/>
-                                </a:lnTo>
-                                <a:close/>
-                              </a:path>
-                            </a:pathLst>
-                          </a:custGeom>
-                          <a:solidFill>
-                            <a:srgbClr val="E2E2E2"/>
-                          </a:solidFill>
-                        </wps:spPr>
-                        <wps:bodyPr wrap="square" lIns="0" tIns="0" rIns="0" bIns="0" rtlCol="0">
-                          <a:prstTxWarp prst="textNoShape">
-                            <a:avLst/>
-                          </a:prstTxWarp>
-                          <a:noAutofit/>
-                        </wps:bodyPr>
-                      </wps:wsp>
-                      <wps:wsp>
-                        <wps:cNvPr id="48" name="Graphic 48"/>
-                        <wps:cNvSpPr/>
-                        <wps:spPr>
-                          <a:xfrm>
-                            <a:off x="0" y="17526"/>
-                            <a:ext cx="3175" cy="3175"/>
-                          </a:xfrm>
-                          <a:custGeom>
-                            <a:avLst/>
-                            <a:gdLst/>
-                            <a:ahLst/>
-                            <a:cxnLst/>
-                            <a:rect l="l" t="t" r="r" b="b"/>
-                            <a:pathLst>
-                              <a:path w="3175" h="3175">
-                                <a:moveTo>
-                                  <a:pt x="3048" y="0"/>
-                                </a:moveTo>
-                                <a:lnTo>
-                                  <a:pt x="0" y="0"/>
-                                </a:lnTo>
-                                <a:lnTo>
-                                  <a:pt x="0" y="3047"/>
-                                </a:lnTo>
-                                <a:lnTo>
-                                  <a:pt x="3048" y="3047"/>
-                                </a:lnTo>
-                                <a:lnTo>
-                                  <a:pt x="3048" y="0"/>
-                                </a:lnTo>
-                                <a:close/>
-                              </a:path>
-                            </a:pathLst>
-                          </a:custGeom>
-                          <a:solidFill>
-                            <a:srgbClr val="9F9F9F"/>
-                          </a:solidFill>
-                        </wps:spPr>
-                        <wps:bodyPr wrap="square" lIns="0" tIns="0" rIns="0" bIns="0" rtlCol="0">
-                          <a:prstTxWarp prst="textNoShape">
-                            <a:avLst/>
-                          </a:prstTxWarp>
-                          <a:noAutofit/>
-                        </wps:bodyPr>
-                      </wps:wsp>
-                      <wps:wsp>
-                        <wps:cNvPr id="49" name="Graphic 49"/>
-                        <wps:cNvSpPr/>
-                        <wps:spPr>
-                          <a:xfrm>
-                            <a:off x="0" y="17538"/>
-                            <a:ext cx="6148070" cy="3175"/>
-                          </a:xfrm>
-                          <a:custGeom>
-                            <a:avLst/>
-                            <a:gdLst/>
-                            <a:ahLst/>
-                            <a:cxnLst/>
-                            <a:rect l="l" t="t" r="r" b="b"/>
-                            <a:pathLst>
-                              <a:path w="6148070" h="3175">
-                                <a:moveTo>
-                                  <a:pt x="6147803" y="0"/>
-                                </a:moveTo>
-                                <a:lnTo>
-                                  <a:pt x="6144768" y="0"/>
-                                </a:lnTo>
-                                <a:lnTo>
-                                  <a:pt x="3048" y="0"/>
-                                </a:lnTo>
-                                <a:lnTo>
-                                  <a:pt x="0" y="0"/>
-                                </a:lnTo>
-                                <a:lnTo>
-                                  <a:pt x="0" y="3035"/>
-                                </a:lnTo>
-                                <a:lnTo>
-                                  <a:pt x="3048" y="3035"/>
-                                </a:lnTo>
-                                <a:lnTo>
-                                  <a:pt x="6144768" y="3035"/>
-                                </a:lnTo>
-                                <a:lnTo>
-                                  <a:pt x="6147803" y="3035"/>
-                                </a:lnTo>
-                                <a:lnTo>
-                                  <a:pt x="6147803" y="0"/>
-                                </a:lnTo>
-                                <a:close/>
-                              </a:path>
-                            </a:pathLst>
-                          </a:custGeom>
-                          <a:solidFill>
-                            <a:srgbClr val="E2E2E2"/>
-                          </a:solidFill>
-                        </wps:spPr>
-                        <wps:bodyPr wrap="square" lIns="0" tIns="0" rIns="0" bIns="0" rtlCol="0">
-                          <a:prstTxWarp prst="textNoShape">
-                            <a:avLst/>
-                          </a:prstTxWarp>
-                          <a:noAutofit/>
-                        </wps:bodyPr>
-                      </wps:wsp>
-                    </wpg:wgp>
-                  </a:graphicData>
-                </a:graphic>
-              </wp:anchor>
-            </w:drawing>
-          </mc:Choice>
-          <mc:Fallback>
-            <w:pict>
-              <v:group w14:anchorId="370D7FC7" id="Group 43" o:spid="_x0000_s1026" style="position:absolute;margin-left:35.4pt;margin-top:7.85pt;width:484.1pt;height:1.65pt;z-index:-15726080;mso-wrap-distance-left:0;mso-wrap-distance-right:0;mso-position-horizontal-relative:page" coordsize="61480,209" o:gfxdata="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">
-                <v:shape id="Graphic 44" o:spid="_x0000_s1027" style="position:absolute;width:61461;height:196;visibility:visible;mso-wrap-style:square;v-text-anchor:top" coordsize="6146165,19685" o:gfxdata="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" path="m6146165,l,,,762,,3810,,19685r6146165,l6146165,xe" fillcolor="#9f9f9f" stroked="f">
-                  <v:path arrowok="t"/>
-                </v:shape>
-                <v:shape id="Graphic 45" o:spid="_x0000_s1028" style="position:absolute;left:61447;top:7;width:32;height:32;visibility:visible;mso-wrap-style:square;v-text-anchor:top" coordsize="3175,3175" o:gfxdata="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" path="m3047,l,,,3048r3047,l3047,xe" fillcolor="#e2e2e2" stroked="f">
-                  <v:path arrowok="t"/>
-                </v:shape>
-                <v:shape id="Graphic 46" o:spid="_x0000_s1029" style="position:absolute;top:7;width:61480;height:172;visibility:visible;mso-wrap-style:square;v-text-anchor:top" coordsize="6148070,17145" o:gfxdata="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" path="m3048,3060l,3060,,16764r3048,l3048,3060xem6147803,r-3035,l6144768,3048r3035,l6147803,xe" fillcolor="#9f9f9f" stroked="f">
-                  <v:path arrowok="t"/>
-                </v:shape>
-                <v:shape id="Graphic 47" o:spid="_x0000_s1030" style="position:absolute;left:61447;top:38;width:32;height:139;visibility:visible;mso-wrap-style:square;v-text-anchor:top" coordsize="3175,13970" o:gfxdata="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" path="m3047,l,,,13715r3047,l3047,xe" fillcolor="#e2e2e2" stroked="f">
-                  <v:path arrowok="t"/>
-                </v:shape>
-                <v:shape id="Graphic 48" o:spid="_x0000_s1031" style="position:absolute;top:175;width:31;height:32;visibility:visible;mso-wrap-style:square;v-text-anchor:top" coordsize="3175,3175" o:gfxdata="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" path="m3048,l,,,3047r3048,l3048,xe" fillcolor="#9f9f9f" stroked="f">
-                  <v:path arrowok="t"/>
-                </v:shape>
-                <v:shape id="Graphic 49" o:spid="_x0000_s1032" style="position:absolute;top:175;width:61480;height:32;visibility:visible;mso-wrap-style:square;v-text-anchor:top" coordsize="6148070,3175" o:gfxdata="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" path="m6147803,r-3035,l3048,,,,,3035r3048,l6144768,3035r3035,l6147803,xe" fillcolor="#e2e2e2" stroked="f">
-                  <v:path arrowok="t"/>
-                </v:shape>
-                <w10:wrap type="topAndBottom" anchorx="page"/>
-              </v:group>
-            </w:pict>
-          </mc:Fallback>
-        </mc:AlternateContent>
+    </w:p>
+    <w:p>
+      <w:pPr>
+        <w:pStyle w:val="Ttulo3"/>
+        <w:numPr>
+          <w:ilvl w:val="1"/>
+          <w:numId w:val="1"/>
+        </w:numPr>
+        <w:tabs>
+          <w:tab w:val="left" w:pos="874"/>
+        </w:tabs>
+        <w:spacing w:before="71"/>
+        <w:rPr>
+          <w:rFonts w:ascii="Symbol" w:hAnsi="Symbol"/>
+          <w:b w:val="0"/>
+          <w:i w:val="0"/>
+          <w:sz w:val="20"/>
+        </w:rPr>
+      </w:pPr>
+      <w:r>
+        <w:t>Auxiliar de TI</w:t>
+      </w:r>
+      <w:r>
+        <w:t xml:space="preserve"> - </w:t>
+      </w:r>
+      <w:r>
+        <w:t>AVANTTI TELECOM</w:t>
+      </w:r>
+    </w:p>
+    <w:p>
+      <w:pPr>
+        <w:pStyle w:val="NormalWeb"/>
+        <w:numPr>
+          <w:ilvl w:val="2"/>
+          <w:numId w:val="1"/>
+        </w:numPr>
+        <w:rPr>
+          <w:rFonts w:asciiTheme="minorHAnsi" w:hAnsiTheme="minorHAnsi" w:cstheme="minorHAnsi"/>
+          <w:sz w:val="22"/>
+          <w:szCs w:val="22"/>
+        </w:rPr>
+      </w:pPr>
+      <w:r>
+        <w:rPr>
+          <w:rFonts w:asciiTheme="minorHAnsi" w:hAnsiTheme="minorHAnsi" w:cstheme="minorHAnsi"/>
+          <w:sz w:val="22"/>
+          <w:szCs w:val="22"/>
+        </w:rPr>
+        <w:t xml:space="preserve">Atuei no setor de Tecnologia da Informação da </w:t>
+      </w:r>
+      <w:proofErr w:type="spellStart"/>
+      <w:r>
+        <w:rPr>
+          <w:rFonts w:asciiTheme="minorHAnsi" w:hAnsiTheme="minorHAnsi" w:cstheme="minorHAnsi"/>
+          <w:sz w:val="22"/>
+          <w:szCs w:val="22"/>
+        </w:rPr>
+        <w:t>Avantti</w:t>
+      </w:r>
+      <w:proofErr w:type="spellEnd"/>
+      <w:r>
+        <w:rPr>
+          <w:rFonts w:asciiTheme="minorHAnsi" w:hAnsiTheme="minorHAnsi" w:cstheme="minorHAnsi"/>
+          <w:sz w:val="22"/>
+          <w:szCs w:val="22"/>
+        </w:rPr>
+        <w:t xml:space="preserve"> Telecom, desempenhando atividades voltadas ao tratamento e organização de dados, administração e manutenção, além do suporte aos sistemas internos da empresa.</w:t>
+      </w:r>
+    </w:p>
+    <w:p>
+      <w:pPr>
+        <w:pStyle w:val="NormalWeb"/>
+        <w:numPr>
+          <w:ilvl w:val="2"/>
+          <w:numId w:val="1"/>
+        </w:numPr>
+        <w:rPr>
+          <w:rFonts w:asciiTheme="minorHAnsi" w:hAnsiTheme="minorHAnsi" w:cstheme="minorHAnsi"/>
+          <w:sz w:val="22"/>
+          <w:szCs w:val="22"/>
+        </w:rPr>
+      </w:pPr>
+      <w:r>
+        <w:rPr>
+          <w:rFonts w:asciiTheme="minorHAnsi" w:hAnsiTheme="minorHAnsi" w:cstheme="minorHAnsi"/>
+          <w:sz w:val="22"/>
+          <w:szCs w:val="22"/>
+        </w:rPr>
+        <w:t xml:space="preserve">Fui responsável pela coleta e filtragem de dados públicos da Receita Federal, preparando essas informações para utilização em discadoras. Também atuei com tráfego pago na Meta (Facebook/Instagram) integrado ao </w:t>
+      </w:r>
+      <w:proofErr w:type="spellStart"/>
+      <w:r>
+        <w:rPr>
+          <w:rFonts w:asciiTheme="minorHAnsi" w:hAnsiTheme="minorHAnsi" w:cstheme="minorHAnsi"/>
+          <w:sz w:val="22"/>
+          <w:szCs w:val="22"/>
+        </w:rPr>
+        <w:t>ManyChat</w:t>
+      </w:r>
+      <w:proofErr w:type="spellEnd"/>
+      <w:r>
+        <w:rPr>
+          <w:rFonts w:asciiTheme="minorHAnsi" w:hAnsiTheme="minorHAnsi" w:cstheme="minorHAnsi"/>
+          <w:sz w:val="22"/>
+          <w:szCs w:val="22"/>
+        </w:rPr>
+        <w:t>, apoiando processos de automação e captação de leads.</w:t>
+      </w:r>
+    </w:p>
+    <w:p>
+      <w:pPr>
+        <w:pStyle w:val="NormalWeb"/>
+        <w:numPr>
+          <w:ilvl w:val="2"/>
+          <w:numId w:val="1"/>
+        </w:numPr>
+        <w:rPr>
+          <w:rFonts w:asciiTheme="minorHAnsi" w:hAnsiTheme="minorHAnsi" w:cstheme="minorHAnsi"/>
+          <w:sz w:val="22"/>
+          <w:szCs w:val="22"/>
+        </w:rPr>
+      </w:pPr>
+      <w:r>
+        <w:rPr>
+          <w:rFonts w:asciiTheme="minorHAnsi" w:hAnsiTheme="minorHAnsi" w:cstheme="minorHAnsi"/>
+          <w:sz w:val="22"/>
+          <w:szCs w:val="22"/>
+        </w:rPr>
+        <w:t>Realizei manutenção e reparo de computadores, além do desenvolvimento de pequenos sistemas internos, como gerador de recibos para o setor de RH. Trabalhei com banco de dados e utilizei Python no desenvolvimento de aplicações e automações.</w:t>
+      </w:r>
+    </w:p>
+    <w:p>
+      <w:pPr>
+        <w:pStyle w:val="NormalWeb"/>
+        <w:numPr>
+          <w:ilvl w:val="2"/>
+          <w:numId w:val="1"/>
+        </w:numPr>
+        <w:rPr>
+          <w:rFonts w:asciiTheme="minorHAnsi" w:hAnsiTheme="minorHAnsi" w:cstheme="minorHAnsi"/>
+          <w:sz w:val="22"/>
+          <w:szCs w:val="22"/>
+        </w:rPr>
+      </w:pPr>
+      <w:r>
+        <w:rPr>
+          <w:rFonts w:asciiTheme="minorHAnsi" w:hAnsiTheme="minorHAnsi" w:cstheme="minorHAnsi"/>
+          <w:sz w:val="22"/>
+          <w:szCs w:val="22"/>
+        </w:rPr>
+        <w:t>A rotina de trabalho ocorria de segunda a sexta-feira, atendendo às demandas de TI da empresa, que atua em parceria com a Vivo Empresas.</w:t>
       </w:r>
     </w:p>
     <w:p>
@@ -7921,393 +7306,9 @@
       </w:pPr>
       <w:r>
         <w:rPr>
-          <w:rFonts w:ascii="Symbol" w:hAnsi="Symbol"/>
-          <w:b w:val="0"/>
-          <w:i w:val="0"/>
-          <w:noProof/>
-          <w:sz w:val="20"/>
-        </w:rPr>
-        <mc:AlternateContent>
-          <mc:Choice Requires="wpg">
-            <w:drawing>
-              <wp:anchor distT="0" distB="0" distL="0" distR="0" simplePos="0" relativeHeight="15731712" behindDoc="0" locked="0" layoutInCell="1" allowOverlap="1" wp14:anchorId="470A9D60" wp14:editId="7D444842">
-                <wp:simplePos x="0" y="0"/>
-                <wp:positionH relativeFrom="page">
-                  <wp:posOffset>449580</wp:posOffset>
-                </wp:positionH>
-                <wp:positionV relativeFrom="paragraph">
-                  <wp:posOffset>-66938</wp:posOffset>
-                </wp:positionV>
-                <wp:extent cx="6666230" cy="20955"/>
-                <wp:effectExtent l="0" t="0" r="0" b="0"/>
-                <wp:wrapNone/>
-                <wp:docPr id="50" name="Group 50"/>
-                <wp:cNvGraphicFramePr>
-                  <a:graphicFrameLocks xmlns:a="http://schemas.openxmlformats.org/drawingml/2006/main"/>
-                </wp:cNvGraphicFramePr>
-                <a:graphic xmlns:a="http://schemas.openxmlformats.org/drawingml/2006/main">
-                  <a:graphicData uri="http://schemas.microsoft.com/office/word/2010/wordprocessingGroup">
-                    <wpg:wgp>
-                      <wpg:cNvGrpSpPr>
-                        <a:grpSpLocks/>
-                      </wpg:cNvGrpSpPr>
-                      <wpg:grpSpPr>
-                        <a:xfrm>
-                          <a:off x="0" y="0"/>
-                          <a:ext cx="6666230" cy="20955"/>
-                          <a:chOff x="0" y="0"/>
-                          <a:chExt cx="6666230" cy="20955"/>
-                        </a:xfrm>
-                      </wpg:grpSpPr>
-                      <wps:wsp>
-                        <wps:cNvPr id="51" name="Graphic 51"/>
-                        <wps:cNvSpPr/>
-                        <wps:spPr>
-                          <a:xfrm>
-                            <a:off x="0" y="0"/>
-                            <a:ext cx="6664325" cy="19685"/>
-                          </a:xfrm>
-                          <a:custGeom>
-                            <a:avLst/>
-                            <a:gdLst/>
-                            <a:ahLst/>
-                            <a:cxnLst/>
-                            <a:rect l="l" t="t" r="r" b="b"/>
-                            <a:pathLst>
-                              <a:path w="6664325" h="19685">
-                                <a:moveTo>
-                                  <a:pt x="6664325" y="0"/>
-                                </a:moveTo>
-                                <a:lnTo>
-                                  <a:pt x="0" y="0"/>
-                                </a:lnTo>
-                                <a:lnTo>
-                                  <a:pt x="0" y="647"/>
-                                </a:lnTo>
-                                <a:lnTo>
-                                  <a:pt x="0" y="3683"/>
-                                </a:lnTo>
-                                <a:lnTo>
-                                  <a:pt x="0" y="19685"/>
-                                </a:lnTo>
-                                <a:lnTo>
-                                  <a:pt x="6664325" y="19685"/>
-                                </a:lnTo>
-                                <a:lnTo>
-                                  <a:pt x="6664325" y="0"/>
-                                </a:lnTo>
-                                <a:close/>
-                              </a:path>
-                            </a:pathLst>
-                          </a:custGeom>
-                          <a:solidFill>
-                            <a:srgbClr val="9F9F9F"/>
-                          </a:solidFill>
-                        </wps:spPr>
-                        <wps:bodyPr wrap="square" lIns="0" tIns="0" rIns="0" bIns="0" rtlCol="0">
-                          <a:prstTxWarp prst="textNoShape">
-                            <a:avLst/>
-                          </a:prstTxWarp>
-                          <a:noAutofit/>
-                        </wps:bodyPr>
-                      </wps:wsp>
-                      <wps:wsp>
-                        <wps:cNvPr id="52" name="Graphic 52"/>
-                        <wps:cNvSpPr/>
-                        <wps:spPr>
-                          <a:xfrm>
-                            <a:off x="6662928" y="635"/>
-                            <a:ext cx="3175" cy="3175"/>
-                          </a:xfrm>
-                          <a:custGeom>
-                            <a:avLst/>
-                            <a:gdLst/>
-                            <a:ahLst/>
-                            <a:cxnLst/>
-                            <a:rect l="l" t="t" r="r" b="b"/>
-                            <a:pathLst>
-                              <a:path w="3175" h="3175">
-                                <a:moveTo>
-                                  <a:pt x="3048" y="0"/>
-                                </a:moveTo>
-                                <a:lnTo>
-                                  <a:pt x="0" y="0"/>
-                                </a:lnTo>
-                                <a:lnTo>
-                                  <a:pt x="0" y="3047"/>
-                                </a:lnTo>
-                                <a:lnTo>
-                                  <a:pt x="3048" y="3047"/>
-                                </a:lnTo>
-                                <a:lnTo>
-                                  <a:pt x="3048" y="0"/>
-                                </a:lnTo>
-                                <a:close/>
-                              </a:path>
-                            </a:pathLst>
-                          </a:custGeom>
-                          <a:solidFill>
-                            <a:srgbClr val="E2E2E2"/>
-                          </a:solidFill>
-                        </wps:spPr>
-                        <wps:bodyPr wrap="square" lIns="0" tIns="0" rIns="0" bIns="0" rtlCol="0">
-                          <a:prstTxWarp prst="textNoShape">
-                            <a:avLst/>
-                          </a:prstTxWarp>
-                          <a:noAutofit/>
-                        </wps:bodyPr>
-                      </wps:wsp>
-                      <wps:wsp>
-                        <wps:cNvPr id="53" name="Graphic 53"/>
-                        <wps:cNvSpPr/>
-                        <wps:spPr>
-                          <a:xfrm>
-                            <a:off x="0" y="647"/>
-                            <a:ext cx="6666230" cy="17145"/>
-                          </a:xfrm>
-                          <a:custGeom>
-                            <a:avLst/>
-                            <a:gdLst/>
-                            <a:ahLst/>
-                            <a:cxnLst/>
-                            <a:rect l="l" t="t" r="r" b="b"/>
-                            <a:pathLst>
-                              <a:path w="6666230" h="17145">
-                                <a:moveTo>
-                                  <a:pt x="3048" y="3035"/>
-                                </a:moveTo>
-                                <a:lnTo>
-                                  <a:pt x="0" y="3035"/>
-                                </a:lnTo>
-                                <a:lnTo>
-                                  <a:pt x="0" y="16751"/>
-                                </a:lnTo>
-                                <a:lnTo>
-                                  <a:pt x="3048" y="16751"/>
-                                </a:lnTo>
-                                <a:lnTo>
-                                  <a:pt x="3048" y="3035"/>
-                                </a:lnTo>
-                                <a:close/>
-                              </a:path>
-                              <a:path w="6666230" h="17145">
-                                <a:moveTo>
-                                  <a:pt x="6665976" y="0"/>
-                                </a:moveTo>
-                                <a:lnTo>
-                                  <a:pt x="6662928" y="0"/>
-                                </a:lnTo>
-                                <a:lnTo>
-                                  <a:pt x="6662928" y="3035"/>
-                                </a:lnTo>
-                                <a:lnTo>
-                                  <a:pt x="6665976" y="3035"/>
-                                </a:lnTo>
-                                <a:lnTo>
-                                  <a:pt x="6665976" y="0"/>
-                                </a:lnTo>
-                                <a:close/>
-                              </a:path>
-                            </a:pathLst>
-                          </a:custGeom>
-                          <a:solidFill>
-                            <a:srgbClr val="9F9F9F"/>
-                          </a:solidFill>
-                        </wps:spPr>
-                        <wps:bodyPr wrap="square" lIns="0" tIns="0" rIns="0" bIns="0" rtlCol="0">
-                          <a:prstTxWarp prst="textNoShape">
-                            <a:avLst/>
-                          </a:prstTxWarp>
-                          <a:noAutofit/>
-                        </wps:bodyPr>
-                      </wps:wsp>
-                      <wps:wsp>
-                        <wps:cNvPr id="54" name="Graphic 54"/>
-                        <wps:cNvSpPr/>
-                        <wps:spPr>
-                          <a:xfrm>
-                            <a:off x="6662928" y="3682"/>
-                            <a:ext cx="3175" cy="13970"/>
-                          </a:xfrm>
-                          <a:custGeom>
-                            <a:avLst/>
-                            <a:gdLst/>
-                            <a:ahLst/>
-                            <a:cxnLst/>
-                            <a:rect l="l" t="t" r="r" b="b"/>
-                            <a:pathLst>
-                              <a:path w="3175" h="13970">
-                                <a:moveTo>
-                                  <a:pt x="3048" y="0"/>
-                                </a:moveTo>
-                                <a:lnTo>
-                                  <a:pt x="0" y="0"/>
-                                </a:lnTo>
-                                <a:lnTo>
-                                  <a:pt x="0" y="13715"/>
-                                </a:lnTo>
-                                <a:lnTo>
-                                  <a:pt x="3048" y="13715"/>
-                                </a:lnTo>
-                                <a:lnTo>
-                                  <a:pt x="3048" y="0"/>
-                                </a:lnTo>
-                                <a:close/>
-                              </a:path>
-                            </a:pathLst>
-                          </a:custGeom>
-                          <a:solidFill>
-                            <a:srgbClr val="E2E2E2"/>
-                          </a:solidFill>
-                        </wps:spPr>
-                        <wps:bodyPr wrap="square" lIns="0" tIns="0" rIns="0" bIns="0" rtlCol="0">
-                          <a:prstTxWarp prst="textNoShape">
-                            <a:avLst/>
-                          </a:prstTxWarp>
-                          <a:noAutofit/>
-                        </wps:bodyPr>
-                      </wps:wsp>
-                      <wps:wsp>
-                        <wps:cNvPr id="55" name="Graphic 55"/>
-                        <wps:cNvSpPr/>
-                        <wps:spPr>
-                          <a:xfrm>
-                            <a:off x="0" y="17399"/>
-                            <a:ext cx="3175" cy="3175"/>
-                          </a:xfrm>
-                          <a:custGeom>
-                            <a:avLst/>
-                            <a:gdLst/>
-                            <a:ahLst/>
-                            <a:cxnLst/>
-                            <a:rect l="l" t="t" r="r" b="b"/>
-                            <a:pathLst>
-                              <a:path w="3175" h="3175">
-                                <a:moveTo>
-                                  <a:pt x="3048" y="0"/>
-                                </a:moveTo>
-                                <a:lnTo>
-                                  <a:pt x="0" y="0"/>
-                                </a:lnTo>
-                                <a:lnTo>
-                                  <a:pt x="0" y="3047"/>
-                                </a:lnTo>
-                                <a:lnTo>
-                                  <a:pt x="3048" y="3047"/>
-                                </a:lnTo>
-                                <a:lnTo>
-                                  <a:pt x="3048" y="0"/>
-                                </a:lnTo>
-                                <a:close/>
-                              </a:path>
-                            </a:pathLst>
-                          </a:custGeom>
-                          <a:solidFill>
-                            <a:srgbClr val="9F9F9F"/>
-                          </a:solidFill>
-                        </wps:spPr>
-                        <wps:bodyPr wrap="square" lIns="0" tIns="0" rIns="0" bIns="0" rtlCol="0">
-                          <a:prstTxWarp prst="textNoShape">
-                            <a:avLst/>
-                          </a:prstTxWarp>
-                          <a:noAutofit/>
-                        </wps:bodyPr>
-                      </wps:wsp>
-                      <wps:wsp>
-                        <wps:cNvPr id="56" name="Graphic 56"/>
-                        <wps:cNvSpPr/>
-                        <wps:spPr>
-                          <a:xfrm>
-                            <a:off x="0" y="17411"/>
-                            <a:ext cx="6666230" cy="3175"/>
-                          </a:xfrm>
-                          <a:custGeom>
-                            <a:avLst/>
-                            <a:gdLst/>
-                            <a:ahLst/>
-                            <a:cxnLst/>
-                            <a:rect l="l" t="t" r="r" b="b"/>
-                            <a:pathLst>
-                              <a:path w="6666230" h="3175">
-                                <a:moveTo>
-                                  <a:pt x="6665976" y="0"/>
-                                </a:moveTo>
-                                <a:lnTo>
-                                  <a:pt x="6662928" y="0"/>
-                                </a:lnTo>
-                                <a:lnTo>
-                                  <a:pt x="3048" y="0"/>
-                                </a:lnTo>
-                                <a:lnTo>
-                                  <a:pt x="0" y="0"/>
-                                </a:lnTo>
-                                <a:lnTo>
-                                  <a:pt x="0" y="3035"/>
-                                </a:lnTo>
-                                <a:lnTo>
-                                  <a:pt x="3048" y="3035"/>
-                                </a:lnTo>
-                                <a:lnTo>
-                                  <a:pt x="6662928" y="3035"/>
-                                </a:lnTo>
-                                <a:lnTo>
-                                  <a:pt x="6665976" y="3035"/>
-                                </a:lnTo>
-                                <a:lnTo>
-                                  <a:pt x="6665976" y="0"/>
-                                </a:lnTo>
-                                <a:close/>
-                              </a:path>
-                            </a:pathLst>
-                          </a:custGeom>
-                          <a:solidFill>
-                            <a:srgbClr val="E2E2E2"/>
-                          </a:solidFill>
-                        </wps:spPr>
-                        <wps:bodyPr wrap="square" lIns="0" tIns="0" rIns="0" bIns="0" rtlCol="0">
-                          <a:prstTxWarp prst="textNoShape">
-                            <a:avLst/>
-                          </a:prstTxWarp>
-                          <a:noAutofit/>
-                        </wps:bodyPr>
-                      </wps:wsp>
-                    </wpg:wgp>
-                  </a:graphicData>
-                </a:graphic>
-              </wp:anchor>
-            </w:drawing>
-          </mc:Choice>
-          <mc:Fallback>
-            <w:pict>
-              <v:group w14:anchorId="11F5E224" id="Group 50" o:spid="_x0000_s1026" style="position:absolute;margin-left:35.4pt;margin-top:-5.25pt;width:524.9pt;height:1.65pt;z-index:15731712;mso-wrap-distance-left:0;mso-wrap-distance-right:0;mso-position-horizontal-relative:page" coordsize="66662,209" o:gfxdata="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">
-                <v:shape id="Graphic 51" o:spid="_x0000_s1027" style="position:absolute;width:66643;height:196;visibility:visible;mso-wrap-style:square;v-text-anchor:top" coordsize="6664325,19685" o:gfxdata="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" path="m6664325,l,,,647,,3683,,19685r6664325,l6664325,xe" fillcolor="#9f9f9f" stroked="f">
-                  <v:path arrowok="t"/>
-                </v:shape>
-                <v:shape id="Graphic 52" o:spid="_x0000_s1028" style="position:absolute;left:66629;top:6;width:32;height:32;visibility:visible;mso-wrap-style:square;v-text-anchor:top" coordsize="3175,3175" o:gfxdata="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" path="m3048,l,,,3047r3048,l3048,xe" fillcolor="#e2e2e2" stroked="f">
-                  <v:path arrowok="t"/>
-                </v:shape>
-                <v:shape id="Graphic 53" o:spid="_x0000_s1029" style="position:absolute;top:6;width:66662;height:171;visibility:visible;mso-wrap-style:square;v-text-anchor:top" coordsize="6666230,17145" o:gfxdata="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" path="m3048,3035l,3035,,16751r3048,l3048,3035xem6665976,r-3048,l6662928,3035r3048,l6665976,xe" fillcolor="#9f9f9f" stroked="f">
-                  <v:path arrowok="t"/>
-                </v:shape>
-                <v:shape id="Graphic 54" o:spid="_x0000_s1030" style="position:absolute;left:66629;top:36;width:32;height:140;visibility:visible;mso-wrap-style:square;v-text-anchor:top" coordsize="3175,13970" o:gfxdata="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" path="m3048,l,,,13715r3048,l3048,xe" fillcolor="#e2e2e2" stroked="f">
-                  <v:path arrowok="t"/>
-                </v:shape>
-                <v:shape id="Graphic 55" o:spid="_x0000_s1031" style="position:absolute;top:173;width:31;height:32;visibility:visible;mso-wrap-style:square;v-text-anchor:top" coordsize="3175,3175" o:gfxdata="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" path="m3048,l,,,3047r3048,l3048,xe" fillcolor="#9f9f9f" stroked="f">
-                  <v:path arrowok="t"/>
-                </v:shape>
-                <v:shape id="Graphic 56" o:spid="_x0000_s1032" style="position:absolute;top:174;width:66662;height:31;visibility:visible;mso-wrap-style:square;v-text-anchor:top" coordsize="6666230,3175" o:gfxdata="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" path="m6665976,r-3048,l3048,,,,,3035r3048,l6662928,3035r3048,l6665976,xe" fillcolor="#e2e2e2" stroked="f">
-                  <v:path arrowok="t"/>
-                </v:shape>
-                <w10:wrap anchorx="page"/>
-              </v:group>
-            </w:pict>
-          </mc:Fallback>
-        </mc:AlternateContent>
-      </w:r>
-      <w:r>
-        <w:rPr>
           <w:spacing w:val="-2"/>
         </w:rPr>
+        <w:lastRenderedPageBreak/>
         <w:t>Desenvolvedor</w:t>
       </w:r>
       <w:r>
@@ -8737,7 +7738,7 @@
           </mc:Choice>
           <mc:Fallback>
             <w:pict>
-              <v:group w14:anchorId="321DA11B" id="Group 57" o:spid="_x0000_s1026" style="position:absolute;margin-left:36pt;margin-top:-10.15pt;width:523.45pt;height:1.65pt;z-index:15732736;mso-wrap-distance-left:0;mso-wrap-distance-right:0;mso-position-horizontal-relative:page" coordsize="66478,209" o:gfxdata="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">
+              <v:group w14:anchorId="00E89D98" id="Group 57" o:spid="_x0000_s1026" style="position:absolute;margin-left:36pt;margin-top:-10.15pt;width:523.45pt;height:1.65pt;z-index:15732736;mso-wrap-distance-left:0;mso-wrap-distance-right:0;mso-position-horizontal-relative:page" coordsize="66478,209" o:gfxdata="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">
                 <v:shape id="Graphic 58" o:spid="_x0000_s1027" style="position:absolute;width:66459;height:196;visibility:visible;mso-wrap-style:square;v-text-anchor:top" coordsize="6645909,19685" o:gfxdata="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" path="m6645909,l,,,19684r6645909,l6645909,xe" fillcolor="#9f9f9f" stroked="f">
                   <v:path arrowok="t"/>
                 </v:shape>
@@ -8840,8 +7841,6 @@
         <w:t>Básico</w:t>
       </w:r>
     </w:p>
-    <w:p/>
-    <w:p/>
     <w:p/>
     <w:p/>
     <w:p>
@@ -9187,7 +8186,7 @@
           </mc:Choice>
           <mc:Fallback>
             <w:pict>
-              <v:group w14:anchorId="06ECBAF4" id="Group 64" o:spid="_x0000_s1026" style="position:absolute;margin-left:36pt;margin-top:-10.05pt;width:523.45pt;height:1.65pt;z-index:15733248;mso-wrap-distance-left:0;mso-wrap-distance-right:0;mso-position-horizontal-relative:page" coordsize="66478,209" o:gfxdata="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">
+              <v:group w14:anchorId="46859254" id="Group 64" o:spid="_x0000_s1026" style="position:absolute;margin-left:36pt;margin-top:-10.05pt;width:523.45pt;height:1.65pt;z-index:15733248;mso-wrap-distance-left:0;mso-wrap-distance-right:0;mso-position-horizontal-relative:page" coordsize="66478,209" o:gfxdata="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">
                 <v:shape id="Graphic 65" o:spid="_x0000_s1027" style="position:absolute;width:66459;height:196;visibility:visible;mso-wrap-style:square;v-text-anchor:top" coordsize="6645909,19685" o:gfxdata="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" path="m6645909,l,,,19685r6645909,l6645909,xe" fillcolor="#9f9f9f" stroked="f">
                   <v:path arrowok="t"/>
                 </v:shape>
@@ -9919,7 +8918,7 @@
           </mc:Choice>
           <mc:Fallback>
             <w:pict>
-              <v:group w14:anchorId="0BB6D5B8" id="Group 71" o:spid="_x0000_s1026" style="position:absolute;margin-left:35.85pt;margin-top:-3.05pt;width:523.45pt;height:1.6pt;z-index:15733760;mso-wrap-distance-left:0;mso-wrap-distance-right:0;mso-position-horizontal-relative:page" coordsize="66478,203" o:gfxdata="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">
+              <v:group w14:anchorId="5F72D36B" id="Group 71" o:spid="_x0000_s1026" style="position:absolute;margin-left:35.85pt;margin-top:-3.05pt;width:523.45pt;height:1.6pt;z-index:15733760;mso-wrap-distance-left:0;mso-wrap-distance-right:0;mso-position-horizontal-relative:page" coordsize="66478,203" o:gfxdata="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">
                 <v:shape id="Graphic 72" o:spid="_x0000_s1027" style="position:absolute;width:66459;height:196;visibility:visible;mso-wrap-style:square;v-text-anchor:top" coordsize="6645909,19685" o:gfxdata="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" path="m6645909,l,,,19672r6645909,l6645909,xe" fillcolor="#9f9f9f" stroked="f">
                   <v:path arrowok="t"/>
                 </v:shape>
@@ -10628,6 +9627,7 @@
   <w:style w:type="paragraph" w:styleId="Ttulo3">
     <w:name w:val="heading 3"/>
     <w:basedOn w:val="Normal"/>
+    <w:link w:val="Ttulo3Char"/>
     <w:uiPriority w:val="9"/>
     <w:unhideWhenUsed/>
     <w:qFormat/>
@@ -10696,6 +9696,7 @@
   <w:style w:type="character" w:default="1" w:styleId="Fontepargpadro">
     <w:name w:val="Default Paragraph Font"/>
     <w:uiPriority w:val="1"/>
+    <w:semiHidden/>
     <w:unhideWhenUsed/>
   </w:style>
   <w:style w:type="table" w:default="1" w:styleId="Tabelanormal">
@@ -10738,6 +9739,7 @@
   <w:style w:type="paragraph" w:styleId="Corpodetexto">
     <w:name w:val="Body Text"/>
     <w:basedOn w:val="Normal"/>
+    <w:link w:val="CorpodetextoChar"/>
     <w:uiPriority w:val="1"/>
     <w:qFormat/>
     <w:rPr>
@@ -10782,6 +9784,55 @@
     <w:rPr>
       <w:color w:val="605E5C"/>
       <w:shd w:val="clear" w:color="auto" w:fill="E1DFDD"/>
+    </w:rPr>
+  </w:style>
+  <w:style w:type="character" w:customStyle="1" w:styleId="Ttulo3Char">
+    <w:name w:val="Título 3 Char"/>
+    <w:basedOn w:val="Fontepargpadro"/>
+    <w:link w:val="Ttulo3"/>
+    <w:uiPriority w:val="9"/>
+    <w:rsid w:val="00780E65"/>
+    <w:rPr>
+      <w:rFonts w:ascii="Calibri" w:eastAsia="Calibri" w:hAnsi="Calibri" w:cs="Calibri"/>
+      <w:b/>
+      <w:bCs/>
+      <w:i/>
+      <w:iCs/>
+      <w:sz w:val="24"/>
+      <w:szCs w:val="24"/>
+      <w:lang w:val="pt-PT"/>
+    </w:rPr>
+  </w:style>
+  <w:style w:type="character" w:customStyle="1" w:styleId="CorpodetextoChar">
+    <w:name w:val="Corpo de texto Char"/>
+    <w:basedOn w:val="Fontepargpadro"/>
+    <w:link w:val="Corpodetexto"/>
+    <w:uiPriority w:val="1"/>
+    <w:rsid w:val="00780E65"/>
+    <w:rPr>
+      <w:rFonts w:ascii="Calibri" w:eastAsia="Calibri" w:hAnsi="Calibri" w:cs="Calibri"/>
+      <w:i/>
+      <w:iCs/>
+      <w:lang w:val="pt-PT"/>
+    </w:rPr>
+  </w:style>
+  <w:style w:type="paragraph" w:styleId="NormalWeb">
+    <w:name w:val="Normal (Web)"/>
+    <w:basedOn w:val="Normal"/>
+    <w:uiPriority w:val="99"/>
+    <w:unhideWhenUsed/>
+    <w:rsid w:val="00780E65"/>
+    <w:pPr>
+      <w:widowControl/>
+      <w:autoSpaceDE/>
+      <w:autoSpaceDN/>
+      <w:spacing w:before="100" w:beforeAutospacing="1" w:after="100" w:afterAutospacing="1"/>
+    </w:pPr>
+    <w:rPr>
+      <w:rFonts w:ascii="Times New Roman" w:eastAsia="Times New Roman" w:hAnsi="Times New Roman" w:cs="Times New Roman"/>
+      <w:sz w:val="24"/>
+      <w:szCs w:val="24"/>
+      <w:lang w:val="pt-BR" w:eastAsia="pt-BR"/>
     </w:rPr>
   </w:style>
 </w:styles>

--- a/Mateus Araujo Monteiro.docx
+++ b/Mateus Araujo Monteiro.docx
@@ -8,6 +8,71 @@
       </w:pPr>
       <w:r>
         <w:rPr>
+          <w:noProof/>
+        </w:rPr>
+        <w:drawing>
+          <wp:anchor distT="0" distB="0" distL="114300" distR="114300" simplePos="0" relativeHeight="251657728" behindDoc="0" locked="0" layoutInCell="1" allowOverlap="1" wp14:anchorId="6F3608E6" wp14:editId="382122DA">
+            <wp:simplePos x="0" y="0"/>
+            <wp:positionH relativeFrom="column">
+              <wp:posOffset>5279390</wp:posOffset>
+            </wp:positionH>
+            <wp:positionV relativeFrom="paragraph">
+              <wp:posOffset>0</wp:posOffset>
+            </wp:positionV>
+            <wp:extent cx="1142997" cy="1150620"/>
+            <wp:effectExtent l="0" t="0" r="635" b="0"/>
+            <wp:wrapNone/>
+            <wp:docPr id="86" name="Imagem 86"/>
+            <wp:cNvGraphicFramePr>
+              <a:graphicFrameLocks xmlns:a="http://schemas.openxmlformats.org/drawingml/2006/main" noChangeAspect="1"/>
+            </wp:cNvGraphicFramePr>
+            <a:graphic xmlns:a="http://schemas.openxmlformats.org/drawingml/2006/main">
+              <a:graphicData uri="http://schemas.openxmlformats.org/drawingml/2006/picture">
+                <pic:pic xmlns:pic="http://schemas.openxmlformats.org/drawingml/2006/picture">
+                  <pic:nvPicPr>
+                    <pic:cNvPr id="0" name="Picture 1"/>
+                    <pic:cNvPicPr>
+                      <a:picLocks noChangeAspect="1" noChangeArrowheads="1"/>
+                    </pic:cNvPicPr>
+                  </pic:nvPicPr>
+                  <pic:blipFill rotWithShape="1">
+                    <a:blip r:embed="rId6" cstate="print">
+                      <a:extLst>
+                        <a:ext uri="{28A0092B-C50C-407E-A947-70E740481C1C}">
+                          <a14:useLocalDpi xmlns:a14="http://schemas.microsoft.com/office/drawing/2010/main" val="0"/>
+                        </a:ext>
+                      </a:extLst>
+                    </a:blip>
+                    <a:srcRect l="10135" r="8829"/>
+                    <a:stretch/>
+                  </pic:blipFill>
+                  <pic:spPr bwMode="auto">
+                    <a:xfrm>
+                      <a:off x="0" y="0"/>
+                      <a:ext cx="1142997" cy="1150620"/>
+                    </a:xfrm>
+                    <a:prstGeom prst="rect">
+                      <a:avLst/>
+                    </a:prstGeom>
+                    <a:noFill/>
+                    <a:ln>
+                      <a:noFill/>
+                    </a:ln>
+                  </pic:spPr>
+                </pic:pic>
+              </a:graphicData>
+            </a:graphic>
+            <wp14:sizeRelH relativeFrom="margin">
+              <wp14:pctWidth>0</wp14:pctWidth>
+            </wp14:sizeRelH>
+            <wp14:sizeRelV relativeFrom="margin">
+              <wp14:pctHeight>0</wp14:pctHeight>
+            </wp14:sizeRelV>
+          </wp:anchor>
+        </w:drawing>
+      </w:r>
+      <w:r>
+        <w:rPr>
           <w:spacing w:val="-2"/>
         </w:rPr>
         <w:t>Mateus</w:t>
@@ -103,6 +168,9 @@
         </w:rPr>
         <w:t>000</w:t>
       </w:r>
+      <w:r>
+        <w:t xml:space="preserve"> </w:t>
+      </w:r>
     </w:p>
     <w:p>
       <w:pPr>
@@ -200,7 +268,7 @@
         </w:rPr>
         <w:t xml:space="preserve"> </w:t>
       </w:r>
-      <w:hyperlink r:id="rId6" w:history="1">
+      <w:hyperlink r:id="rId7" w:history="1">
         <w:r>
           <w:rPr>
             <w:rStyle w:val="Hyperlink"/>
@@ -562,7 +630,7 @@
           </mc:Choice>
           <mc:Fallback>
             <w:pict>
-              <v:group w14:anchorId="2A2514BF" id="Group 1" o:spid="_x0000_s1026" style="position:absolute;margin-left:36pt;margin-top:-4.95pt;width:523.45pt;height:1.6pt;z-index:15728640;mso-wrap-distance-left:0;mso-wrap-distance-right:0;mso-position-horizontal-relative:page" coordsize="66478,203" o:gfxdata="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">
+              <v:group w14:anchorId="7BA047ED" id="Group 1" o:spid="_x0000_s1026" style="position:absolute;margin-left:36pt;margin-top:-4.95pt;width:523.45pt;height:1.6pt;z-index:15728640;mso-wrap-distance-left:0;mso-wrap-distance-right:0;mso-position-horizontal-relative:page" coordsize="66478,203" o:gfxdata="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">
                 <v:shape id="Graphic 2" o:spid="_x0000_s1027" style="position:absolute;width:66459;height:196;visibility:visible;mso-wrap-style:square;v-text-anchor:top" coordsize="6645909,19685" o:gfxdata="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" path="m6645909,l,,,19684r6645909,l6645909,xe" fillcolor="#9f9f9f" stroked="f">
                   <v:path arrowok="t"/>
                 </v:shape>
@@ -960,7 +1028,7 @@
           </mc:Choice>
           <mc:Fallback>
             <w:pict>
-              <v:group w14:anchorId="272AB8EB" id="Group 8" o:spid="_x0000_s1026" style="position:absolute;margin-left:36pt;margin-top:-5.05pt;width:523.45pt;height:1.6pt;z-index:15729152;mso-wrap-distance-left:0;mso-wrap-distance-right:0;mso-position-horizontal-relative:page" coordsize="66478,203" o:gfxdata="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">
+              <v:group w14:anchorId="6B6264EB" id="Group 8" o:spid="_x0000_s1026" style="position:absolute;margin-left:36pt;margin-top:-5.05pt;width:523.45pt;height:1.6pt;z-index:15729152;mso-wrap-distance-left:0;mso-wrap-distance-right:0;mso-position-horizontal-relative:page" coordsize="66478,203" o:gfxdata="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">
                 <v:shape id="Graphic 9" o:spid="_x0000_s1027" style="position:absolute;width:66459;height:196;visibility:visible;mso-wrap-style:square;v-text-anchor:top" coordsize="6645909,19685" o:gfxdata="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" path="m6645909,l,,,19684r6645909,l6645909,xe" fillcolor="#9f9f9f" stroked="f">
                   <v:path arrowok="t"/>
                 </v:shape>
@@ -2098,7 +2166,7 @@
           </mc:Choice>
           <mc:Fallback>
             <w:pict>
-              <v:group w14:anchorId="3CFBA1B7" id="Group 15" o:spid="_x0000_s1026" style="position:absolute;margin-left:36pt;margin-top:-10.05pt;width:523.45pt;height:1.65pt;z-index:15729664;mso-wrap-distance-left:0;mso-wrap-distance-right:0;mso-position-horizontal-relative:page" coordsize="66478,209" o:gfxdata="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">
+              <v:group w14:anchorId="3F0A1D07" id="Group 15" o:spid="_x0000_s1026" style="position:absolute;margin-left:36pt;margin-top:-10.05pt;width:523.45pt;height:1.65pt;z-index:15729664;mso-wrap-distance-left:0;mso-wrap-distance-right:0;mso-position-horizontal-relative:page" coordsize="66478,209" o:gfxdata="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">
                 <v:shape id="Graphic 16" o:spid="_x0000_s1027" style="position:absolute;width:66459;height:203;visibility:visible;mso-wrap-style:square;v-text-anchor:top" coordsize="6645909,20320" o:gfxdata="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" path="m6645909,l,,,20320r6645909,l6645909,xe" fillcolor="#9f9f9f" stroked="f">
                   <v:path arrowok="t"/>
                 </v:shape>
@@ -2336,7 +2404,7 @@
                     </pic:cNvPicPr>
                   </pic:nvPicPr>
                   <pic:blipFill>
-                    <a:blip r:embed="rId7">
+                    <a:blip r:embed="rId8">
                       <a:extLst>
                         <a:ext uri="{28A0092B-C50C-407E-A947-70E740481C1C}">
                           <a14:useLocalDpi xmlns:a14="http://schemas.microsoft.com/office/drawing/2010/main" val="0"/>
@@ -2734,7 +2802,7 @@
           </mc:Choice>
           <mc:Fallback>
             <w:pict>
-              <v:group w14:anchorId="3769A4DF" id="Group 22" o:spid="_x0000_s1026" style="position:absolute;margin-left:36pt;margin-top:-8.3pt;width:523.45pt;height:1.6pt;z-index:251654656;mso-wrap-distance-left:0;mso-wrap-distance-right:0;mso-position-horizontal-relative:page" coordsize="66478,203" o:gfxdata="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">
+              <v:group w14:anchorId="6E07F8FC" id="Group 22" o:spid="_x0000_s1026" style="position:absolute;margin-left:36pt;margin-top:-8.3pt;width:523.45pt;height:1.6pt;z-index:251654656;mso-wrap-distance-left:0;mso-wrap-distance-right:0;mso-position-horizontal-relative:page" coordsize="66478,203" o:gfxdata="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">
                 <v:shape id="Graphic 23" o:spid="_x0000_s1027" style="position:absolute;width:66459;height:196;visibility:visible;mso-wrap-style:square;v-text-anchor:top" coordsize="6645909,19685" o:gfxdata="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" path="m6645909,l,,,19685r6645909,l6645909,xe" fillcolor="#9f9f9f" stroked="f">
                   <v:path arrowok="t"/>
                 </v:shape>
@@ -4956,7 +5024,7 @@
           </mc:Choice>
           <mc:Fallback>
             <w:pict>
-              <v:group w14:anchorId="7B8470C2" id="Group 29" o:spid="_x0000_s1026" style="position:absolute;margin-left:36pt;margin-top:.35pt;width:523.45pt;height:1.6pt;z-index:15732224;mso-wrap-distance-left:0;mso-wrap-distance-right:0;mso-position-horizontal-relative:page" coordsize="66478,203" o:gfxdata="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">
+              <v:group w14:anchorId="4DC51EE7" id="Group 29" o:spid="_x0000_s1026" style="position:absolute;margin-left:36pt;margin-top:.35pt;width:523.45pt;height:1.6pt;z-index:15732224;mso-wrap-distance-left:0;mso-wrap-distance-right:0;mso-position-horizontal-relative:page" coordsize="66478,203" o:gfxdata="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">
                 <v:shape id="Graphic 30" o:spid="_x0000_s1027" style="position:absolute;width:66459;height:196;visibility:visible;mso-wrap-style:square;v-text-anchor:top" coordsize="6645909,19685" o:gfxdata="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" path="m6645909,l,,,19684r6645909,l6645909,xe" fillcolor="#9f9f9f" stroked="f">
                   <v:path arrowok="t"/>
                 </v:shape>
@@ -7738,7 +7806,7 @@
           </mc:Choice>
           <mc:Fallback>
             <w:pict>
-              <v:group w14:anchorId="00E89D98" id="Group 57" o:spid="_x0000_s1026" style="position:absolute;margin-left:36pt;margin-top:-10.15pt;width:523.45pt;height:1.65pt;z-index:15732736;mso-wrap-distance-left:0;mso-wrap-distance-right:0;mso-position-horizontal-relative:page" coordsize="66478,209" o:gfxdata="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">
+              <v:group w14:anchorId="241C20CB" id="Group 57" o:spid="_x0000_s1026" style="position:absolute;margin-left:36pt;margin-top:-10.15pt;width:523.45pt;height:1.65pt;z-index:15732736;mso-wrap-distance-left:0;mso-wrap-distance-right:0;mso-position-horizontal-relative:page" coordsize="66478,209" o:gfxdata="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">
                 <v:shape id="Graphic 58" o:spid="_x0000_s1027" style="position:absolute;width:66459;height:196;visibility:visible;mso-wrap-style:square;v-text-anchor:top" coordsize="6645909,19685" o:gfxdata="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" path="m6645909,l,,,19684r6645909,l6645909,xe" fillcolor="#9f9f9f" stroked="f">
                   <v:path arrowok="t"/>
                 </v:shape>
@@ -8186,7 +8254,7 @@
           </mc:Choice>
           <mc:Fallback>
             <w:pict>
-              <v:group w14:anchorId="46859254" id="Group 64" o:spid="_x0000_s1026" style="position:absolute;margin-left:36pt;margin-top:-10.05pt;width:523.45pt;height:1.65pt;z-index:15733248;mso-wrap-distance-left:0;mso-wrap-distance-right:0;mso-position-horizontal-relative:page" coordsize="66478,209" o:gfxdata="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">
+              <v:group w14:anchorId="7EE4BBB5" id="Group 64" o:spid="_x0000_s1026" style="position:absolute;margin-left:36pt;margin-top:-10.05pt;width:523.45pt;height:1.65pt;z-index:15733248;mso-wrap-distance-left:0;mso-wrap-distance-right:0;mso-position-horizontal-relative:page" coordsize="66478,209" o:gfxdata="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">
                 <v:shape id="Graphic 65" o:spid="_x0000_s1027" style="position:absolute;width:66459;height:196;visibility:visible;mso-wrap-style:square;v-text-anchor:top" coordsize="6645909,19685" o:gfxdata="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" path="m6645909,l,,,19685r6645909,l6645909,xe" fillcolor="#9f9f9f" stroked="f">
                   <v:path arrowok="t"/>
                 </v:shape>
@@ -8918,7 +8986,7 @@
           </mc:Choice>
           <mc:Fallback>
             <w:pict>
-              <v:group w14:anchorId="5F72D36B" id="Group 71" o:spid="_x0000_s1026" style="position:absolute;margin-left:35.85pt;margin-top:-3.05pt;width:523.45pt;height:1.6pt;z-index:15733760;mso-wrap-distance-left:0;mso-wrap-distance-right:0;mso-position-horizontal-relative:page" coordsize="66478,203" o:gfxdata="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">
+              <v:group w14:anchorId="6EAE4506" id="Group 71" o:spid="_x0000_s1026" style="position:absolute;margin-left:35.85pt;margin-top:-3.05pt;width:523.45pt;height:1.6pt;z-index:15733760;mso-wrap-distance-left:0;mso-wrap-distance-right:0;mso-position-horizontal-relative:page" coordsize="66478,203" o:gfxdata="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">
                 <v:shape id="Graphic 72" o:spid="_x0000_s1027" style="position:absolute;width:66459;height:196;visibility:visible;mso-wrap-style:square;v-text-anchor:top" coordsize="6645909,19685" o:gfxdata="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" path="m6645909,l,,,19672r6645909,l6645909,xe" fillcolor="#9f9f9f" stroked="f">
                   <v:path arrowok="t"/>
                 </v:shape>
@@ -8992,7 +9060,7 @@
         </w:rPr>
         <w:t xml:space="preserve"> </w:t>
       </w:r>
-      <w:hyperlink r:id="rId8" w:history="1">
+      <w:hyperlink r:id="rId9" w:history="1">
         <w:r>
           <w:rPr>
             <w:rStyle w:val="Hyperlink"/>
@@ -9026,7 +9094,7 @@
         </w:rPr>
         <w:t xml:space="preserve"> </w:t>
       </w:r>
-      <w:hyperlink r:id="rId9" w:history="1">
+      <w:hyperlink r:id="rId10" w:history="1">
         <w:r>
           <w:rPr>
             <w:rStyle w:val="Hyperlink"/>

--- a/Mateus Araujo Monteiro.docx
+++ b/Mateus Araujo Monteiro.docx
@@ -11,7 +11,7 @@
           <w:noProof/>
         </w:rPr>
         <w:drawing>
-          <wp:anchor distT="0" distB="0" distL="114300" distR="114300" simplePos="0" relativeHeight="251657728" behindDoc="0" locked="0" layoutInCell="1" allowOverlap="1" wp14:anchorId="6F3608E6" wp14:editId="382122DA">
+          <wp:anchor distT="0" distB="0" distL="114300" distR="114300" simplePos="0" relativeHeight="251657728" behindDoc="0" locked="0" layoutInCell="1" allowOverlap="1" wp14:anchorId="6F3608E6" wp14:editId="5E3A0BEC">
             <wp:simplePos x="0" y="0"/>
             <wp:positionH relativeFrom="column">
               <wp:posOffset>5279390</wp:posOffset>
@@ -630,7 +630,7 @@
           </mc:Choice>
           <mc:Fallback>
             <w:pict>
-              <v:group w14:anchorId="7BA047ED" id="Group 1" o:spid="_x0000_s1026" style="position:absolute;margin-left:36pt;margin-top:-4.95pt;width:523.45pt;height:1.6pt;z-index:15728640;mso-wrap-distance-left:0;mso-wrap-distance-right:0;mso-position-horizontal-relative:page" coordsize="66478,203" o:gfxdata="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">
+              <v:group w14:anchorId="6D364EFC" id="Group 1" o:spid="_x0000_s1026" style="position:absolute;margin-left:36pt;margin-top:-4.95pt;width:523.45pt;height:1.6pt;z-index:15728640;mso-wrap-distance-left:0;mso-wrap-distance-right:0;mso-position-horizontal-relative:page" coordsize="66478,203" o:gfxdata="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">
                 <v:shape id="Graphic 2" o:spid="_x0000_s1027" style="position:absolute;width:66459;height:196;visibility:visible;mso-wrap-style:square;v-text-anchor:top" coordsize="6645909,19685" o:gfxdata="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" path="m6645909,l,,,19684r6645909,l6645909,xe" fillcolor="#9f9f9f" stroked="f">
                   <v:path arrowok="t"/>
                 </v:shape>
@@ -1028,7 +1028,7 @@
           </mc:Choice>
           <mc:Fallback>
             <w:pict>
-              <v:group w14:anchorId="6B6264EB" id="Group 8" o:spid="_x0000_s1026" style="position:absolute;margin-left:36pt;margin-top:-5.05pt;width:523.45pt;height:1.6pt;z-index:15729152;mso-wrap-distance-left:0;mso-wrap-distance-right:0;mso-position-horizontal-relative:page" coordsize="66478,203" o:gfxdata="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">
+              <v:group w14:anchorId="72825C29" id="Group 8" o:spid="_x0000_s1026" style="position:absolute;margin-left:36pt;margin-top:-5.05pt;width:523.45pt;height:1.6pt;z-index:15729152;mso-wrap-distance-left:0;mso-wrap-distance-right:0;mso-position-horizontal-relative:page" coordsize="66478,203" o:gfxdata="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">
                 <v:shape id="Graphic 9" o:spid="_x0000_s1027" style="position:absolute;width:66459;height:196;visibility:visible;mso-wrap-style:square;v-text-anchor:top" coordsize="6645909,19685" o:gfxdata="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" path="m6645909,l,,,19684r6645909,l6645909,xe" fillcolor="#9f9f9f" stroked="f">
                   <v:path arrowok="t"/>
                 </v:shape>
@@ -1835,7 +1835,7 @@
         <mc:AlternateContent>
           <mc:Choice Requires="wpg">
             <w:drawing>
-              <wp:anchor distT="0" distB="0" distL="0" distR="0" simplePos="0" relativeHeight="15729664" behindDoc="0" locked="0" layoutInCell="1" allowOverlap="1" wp14:anchorId="73A1F6D0" wp14:editId="278685B8">
+              <wp:anchor distT="0" distB="0" distL="0" distR="0" simplePos="0" relativeHeight="251656192" behindDoc="0" locked="0" layoutInCell="1" allowOverlap="1" wp14:anchorId="73A1F6D0" wp14:editId="133C5999">
                 <wp:simplePos x="0" y="0"/>
                 <wp:positionH relativeFrom="page">
                   <wp:posOffset>457200</wp:posOffset>
@@ -2166,7 +2166,7 @@
           </mc:Choice>
           <mc:Fallback>
             <w:pict>
-              <v:group w14:anchorId="3F0A1D07" id="Group 15" o:spid="_x0000_s1026" style="position:absolute;margin-left:36pt;margin-top:-10.05pt;width:523.45pt;height:1.65pt;z-index:15729664;mso-wrap-distance-left:0;mso-wrap-distance-right:0;mso-position-horizontal-relative:page" coordsize="66478,209" o:gfxdata="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">
+              <v:group w14:anchorId="0ACDE4D9" id="Group 15" o:spid="_x0000_s1026" style="position:absolute;margin-left:36pt;margin-top:-10.05pt;width:523.45pt;height:1.65pt;z-index:251656192;mso-wrap-distance-left:0;mso-wrap-distance-right:0;mso-position-horizontal-relative:page" coordsize="66478,209" o:gfxdata="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">
                 <v:shape id="Graphic 16" o:spid="_x0000_s1027" style="position:absolute;width:66459;height:203;visibility:visible;mso-wrap-style:square;v-text-anchor:top" coordsize="6645909,20320" o:gfxdata="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" path="m6645909,l,,,20320r6645909,l6645909,xe" fillcolor="#9f9f9f" stroked="f">
                   <v:path arrowok="t"/>
                 </v:shape>
@@ -2374,21 +2374,44 @@
           <w:sz w:val="20"/>
         </w:rPr>
       </w:pPr>
+    </w:p>
+    <w:p>
+      <w:pPr>
+        <w:pStyle w:val="Corpodetexto"/>
+        <w:rPr>
+          <w:i w:val="0"/>
+          <w:sz w:val="20"/>
+        </w:rPr>
+        <w:sectPr>
+          <w:type w:val="continuous"/>
+          <w:pgSz w:w="11920" w:h="16850"/>
+          <w:pgMar w:top="720" w:right="708" w:bottom="280" w:left="566" w:header="720" w:footer="720" w:gutter="0"/>
+          <w:cols w:space="720"/>
+        </w:sectPr>
+      </w:pPr>
+    </w:p>
+    <w:p>
+      <w:pPr>
+        <w:pStyle w:val="Ttulo2"/>
+        <w:spacing w:before="35"/>
+        <w:ind w:left="44" w:right="1901"/>
+        <w:jc w:val="center"/>
+      </w:pPr>
       <w:r>
         <w:rPr>
           <w:noProof/>
         </w:rPr>
         <w:drawing>
-          <wp:anchor distT="0" distB="0" distL="114300" distR="114300" simplePos="0" relativeHeight="251659776" behindDoc="0" locked="0" layoutInCell="1" allowOverlap="1" wp14:anchorId="435FE7C3" wp14:editId="2D47B871">
+          <wp:anchor distT="0" distB="0" distL="114300" distR="114300" simplePos="0" relativeHeight="251660288" behindDoc="0" locked="0" layoutInCell="1" allowOverlap="1" wp14:anchorId="435FE7C3" wp14:editId="0F6985AE">
             <wp:simplePos x="0" y="0"/>
             <wp:positionH relativeFrom="column">
-              <wp:posOffset>-283210</wp:posOffset>
+              <wp:posOffset>-26035</wp:posOffset>
             </wp:positionH>
             <wp:positionV relativeFrom="paragraph">
-              <wp:posOffset>281750</wp:posOffset>
+              <wp:posOffset>24129</wp:posOffset>
             </wp:positionV>
-            <wp:extent cx="7511415" cy="5122710"/>
-            <wp:effectExtent l="0" t="0" r="0" b="1905"/>
+            <wp:extent cx="7048500" cy="4943475"/>
+            <wp:effectExtent l="0" t="0" r="0" b="9525"/>
             <wp:wrapNone/>
             <wp:docPr id="79" name="Imagem 79"/>
             <wp:cNvGraphicFramePr>
@@ -2403,7 +2426,7 @@
                       <a:picLocks noChangeAspect="1" noChangeArrowheads="1"/>
                     </pic:cNvPicPr>
                   </pic:nvPicPr>
-                  <pic:blipFill>
+                  <pic:blipFill rotWithShape="1">
                     <a:blip r:embed="rId8">
                       <a:extLst>
                         <a:ext uri="{28A0092B-C50C-407E-A947-70E740481C1C}">
@@ -2411,15 +2434,13 @@
                         </a:ext>
                       </a:extLst>
                     </a:blip>
-                    <a:srcRect/>
-                    <a:stretch>
-                      <a:fillRect/>
-                    </a:stretch>
+                    <a:srcRect t="4587"/>
+                    <a:stretch/>
                   </pic:blipFill>
                   <pic:spPr bwMode="auto">
                     <a:xfrm>
                       <a:off x="0" y="0"/>
-                      <a:ext cx="7514131" cy="5124562"/>
+                      <a:ext cx="7048500" cy="4943475"/>
                     </a:xfrm>
                     <a:prstGeom prst="rect">
                       <a:avLst/>
@@ -2428,6 +2449,11 @@
                     <a:ln>
                       <a:noFill/>
                     </a:ln>
+                    <a:extLst>
+                      <a:ext uri="{53640926-AAD7-44D8-BBD7-CCE9431645EC}">
+                        <a14:shadowObscured xmlns:a14="http://schemas.microsoft.com/office/drawing/2010/main"/>
+                      </a:ext>
+                    </a:extLst>
                   </pic:spPr>
                 </pic:pic>
               </a:graphicData>
@@ -2441,29 +2467,6 @@
           </wp:anchor>
         </w:drawing>
       </w:r>
-    </w:p>
-    <w:p>
-      <w:pPr>
-        <w:pStyle w:val="Corpodetexto"/>
-        <w:rPr>
-          <w:i w:val="0"/>
-          <w:sz w:val="20"/>
-        </w:rPr>
-        <w:sectPr>
-          <w:type w:val="continuous"/>
-          <w:pgSz w:w="11920" w:h="16850"/>
-          <w:pgMar w:top="720" w:right="708" w:bottom="280" w:left="566" w:header="720" w:footer="720" w:gutter="0"/>
-          <w:cols w:space="720"/>
-        </w:sectPr>
-      </w:pPr>
-    </w:p>
-    <w:p>
-      <w:pPr>
-        <w:pStyle w:val="Ttulo2"/>
-        <w:spacing w:before="35"/>
-        <w:ind w:left="44" w:right="1901"/>
-        <w:jc w:val="center"/>
-      </w:pPr>
       <w:r>
         <w:rPr>
           <w:noProof/>
@@ -2471,7 +2474,7 @@
         <mc:AlternateContent>
           <mc:Choice Requires="wpg">
             <w:drawing>
-              <wp:anchor distT="0" distB="0" distL="0" distR="0" simplePos="0" relativeHeight="251654656" behindDoc="0" locked="0" layoutInCell="1" allowOverlap="1" wp14:anchorId="6EC4BCEE" wp14:editId="0C90F58B">
+              <wp:anchor distT="0" distB="0" distL="0" distR="0" simplePos="0" relativeHeight="251654656" behindDoc="0" locked="0" layoutInCell="1" allowOverlap="1" wp14:anchorId="6EC4BCEE" wp14:editId="12679B19">
                 <wp:simplePos x="0" y="0"/>
                 <wp:positionH relativeFrom="page">
                   <wp:posOffset>457200</wp:posOffset>
@@ -2802,7 +2805,7 @@
           </mc:Choice>
           <mc:Fallback>
             <w:pict>
-              <v:group w14:anchorId="6E07F8FC" id="Group 22" o:spid="_x0000_s1026" style="position:absolute;margin-left:36pt;margin-top:-8.3pt;width:523.45pt;height:1.6pt;z-index:251654656;mso-wrap-distance-left:0;mso-wrap-distance-right:0;mso-position-horizontal-relative:page" coordsize="66478,203" o:gfxdata="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">
+              <v:group w14:anchorId="727EC026" id="Group 22" o:spid="_x0000_s1026" style="position:absolute;margin-left:36pt;margin-top:-8.3pt;width:523.45pt;height:1.6pt;z-index:251654656;mso-wrap-distance-left:0;mso-wrap-distance-right:0;mso-position-horizontal-relative:page" coordsize="66478,203" o:gfxdata="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">
                 <v:shape id="Graphic 23" o:spid="_x0000_s1027" style="position:absolute;width:66459;height:196;visibility:visible;mso-wrap-style:square;v-text-anchor:top" coordsize="6645909,19685" o:gfxdata="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" path="m6645909,l,,,19685r6645909,l6645909,xe" fillcolor="#9f9f9f" stroked="f">
                   <v:path arrowok="t"/>
                 </v:shape>
@@ -5024,7 +5027,7 @@
           </mc:Choice>
           <mc:Fallback>
             <w:pict>
-              <v:group w14:anchorId="4DC51EE7" id="Group 29" o:spid="_x0000_s1026" style="position:absolute;margin-left:36pt;margin-top:.35pt;width:523.45pt;height:1.6pt;z-index:15732224;mso-wrap-distance-left:0;mso-wrap-distance-right:0;mso-position-horizontal-relative:page" coordsize="66478,203" o:gfxdata="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">
+              <v:group w14:anchorId="2F13E00E" id="Group 29" o:spid="_x0000_s1026" style="position:absolute;margin-left:36pt;margin-top:.35pt;width:523.45pt;height:1.6pt;z-index:15732224;mso-wrap-distance-left:0;mso-wrap-distance-right:0;mso-position-horizontal-relative:page" coordsize="66478,203" o:gfxdata="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">
                 <v:shape id="Graphic 30" o:spid="_x0000_s1027" style="position:absolute;width:66459;height:196;visibility:visible;mso-wrap-style:square;v-text-anchor:top" coordsize="6645909,19685" o:gfxdata="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" path="m6645909,l,,,19684r6645909,l6645909,xe" fillcolor="#9f9f9f" stroked="f">
                   <v:path arrowok="t"/>
                 </v:shape>
@@ -7806,7 +7809,7 @@
           </mc:Choice>
           <mc:Fallback>
             <w:pict>
-              <v:group w14:anchorId="241C20CB" id="Group 57" o:spid="_x0000_s1026" style="position:absolute;margin-left:36pt;margin-top:-10.15pt;width:523.45pt;height:1.65pt;z-index:15732736;mso-wrap-distance-left:0;mso-wrap-distance-right:0;mso-position-horizontal-relative:page" coordsize="66478,209" o:gfxdata="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">
+              <v:group w14:anchorId="0902400C" id="Group 57" o:spid="_x0000_s1026" style="position:absolute;margin-left:36pt;margin-top:-10.15pt;width:523.45pt;height:1.65pt;z-index:15732736;mso-wrap-distance-left:0;mso-wrap-distance-right:0;mso-position-horizontal-relative:page" coordsize="66478,209" o:gfxdata="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">
                 <v:shape id="Graphic 58" o:spid="_x0000_s1027" style="position:absolute;width:66459;height:196;visibility:visible;mso-wrap-style:square;v-text-anchor:top" coordsize="6645909,19685" o:gfxdata="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" path="m6645909,l,,,19684r6645909,l6645909,xe" fillcolor="#9f9f9f" stroked="f">
                   <v:path arrowok="t"/>
                 </v:shape>
@@ -8254,7 +8257,7 @@
           </mc:Choice>
           <mc:Fallback>
             <w:pict>
-              <v:group w14:anchorId="7EE4BBB5" id="Group 64" o:spid="_x0000_s1026" style="position:absolute;margin-left:36pt;margin-top:-10.05pt;width:523.45pt;height:1.65pt;z-index:15733248;mso-wrap-distance-left:0;mso-wrap-distance-right:0;mso-position-horizontal-relative:page" coordsize="66478,209" o:gfxdata="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">
+              <v:group w14:anchorId="2C5A2B80" id="Group 64" o:spid="_x0000_s1026" style="position:absolute;margin-left:36pt;margin-top:-10.05pt;width:523.45pt;height:1.65pt;z-index:15733248;mso-wrap-distance-left:0;mso-wrap-distance-right:0;mso-position-horizontal-relative:page" coordsize="66478,209" o:gfxdata="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">
                 <v:shape id="Graphic 65" o:spid="_x0000_s1027" style="position:absolute;width:66459;height:196;visibility:visible;mso-wrap-style:square;v-text-anchor:top" coordsize="6645909,19685" o:gfxdata="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" path="m6645909,l,,,19685r6645909,l6645909,xe" fillcolor="#9f9f9f" stroked="f">
                   <v:path arrowok="t"/>
                 </v:shape>
@@ -8986,7 +8989,7 @@
           </mc:Choice>
           <mc:Fallback>
             <w:pict>
-              <v:group w14:anchorId="6EAE4506" id="Group 71" o:spid="_x0000_s1026" style="position:absolute;margin-left:35.85pt;margin-top:-3.05pt;width:523.45pt;height:1.6pt;z-index:15733760;mso-wrap-distance-left:0;mso-wrap-distance-right:0;mso-position-horizontal-relative:page" coordsize="66478,203" o:gfxdata="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">
+              <v:group w14:anchorId="1B8BEF1B" id="Group 71" o:spid="_x0000_s1026" style="position:absolute;margin-left:35.85pt;margin-top:-3.05pt;width:523.45pt;height:1.6pt;z-index:15733760;mso-wrap-distance-left:0;mso-wrap-distance-right:0;mso-position-horizontal-relative:page" coordsize="66478,203" o:gfxdata="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">
                 <v:shape id="Graphic 72" o:spid="_x0000_s1027" style="position:absolute;width:66459;height:196;visibility:visible;mso-wrap-style:square;v-text-anchor:top" coordsize="6645909,19685" o:gfxdata="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" path="m6645909,l,,,19672r6645909,l6645909,xe" fillcolor="#9f9f9f" stroked="f">
                   <v:path arrowok="t"/>
                 </v:shape>
